--- a/mokdong3/2fin/word/MDJ3_L5-L8_ByPart_Compact_Blank_A4.docx
+++ b/mokdong3/2fin/word/MDJ3_L5-L8_ByPart_Compact_Blank_A4.docx
@@ -340,8 +340,8 @@
     </w:tbl>
     <w:p>
       <w:pPr>
+        <w:shd w:val="clear" w:color="auto" w:fill="FFF4D6"/>
         <w:spacing w:before="60" w:after="60"/>
-        <w:shd w:val="clear" w:color="auto" w:fill="FFF4D6"/>
       </w:pPr>
       <w:r>
         <w:rPr>
@@ -2538,8 +2538,8 @@
     </w:tbl>
     <w:p>
       <w:pPr>
+        <w:shd w:val="clear" w:color="auto" w:fill="FFF4D6"/>
         <w:spacing w:before="60" w:after="60"/>
-        <w:shd w:val="clear" w:color="auto" w:fill="FFF4D6"/>
       </w:pPr>
       <w:r>
         <w:rPr>
@@ -4878,8 +4878,8 @@
     </w:tbl>
     <w:p>
       <w:pPr>
+        <w:shd w:val="clear" w:color="auto" w:fill="FFF4D6"/>
         <w:spacing w:before="60" w:after="60"/>
-        <w:shd w:val="clear" w:color="auto" w:fill="FFF4D6"/>
       </w:pPr>
       <w:r>
         <w:rPr>
@@ -6443,8 +6443,8 @@
     </w:tbl>
     <w:p>
       <w:pPr>
+        <w:shd w:val="clear" w:color="auto" w:fill="FFF4D6"/>
         <w:spacing w:before="60" w:after="60"/>
-        <w:shd w:val="clear" w:color="auto" w:fill="FFF4D6"/>
       </w:pPr>
       <w:r>
         <w:rPr>
@@ -7664,8 +7664,8 @@
     </w:tbl>
     <w:p>
       <w:pPr>
+        <w:shd w:val="clear" w:color="auto" w:fill="FFF4D6"/>
         <w:spacing w:before="60" w:after="60"/>
-        <w:shd w:val="clear" w:color="auto" w:fill="FFF4D6"/>
       </w:pPr>
       <w:r>
         <w:rPr>
@@ -9173,8 +9173,8 @@
     </w:tbl>
     <w:p>
       <w:pPr>
+        <w:shd w:val="clear" w:color="auto" w:fill="FFF4D6"/>
         <w:spacing w:before="60" w:after="60"/>
-        <w:shd w:val="clear" w:color="auto" w:fill="FFF4D6"/>
       </w:pPr>
       <w:r>
         <w:rPr>
@@ -10293,8 +10293,8 @@
     </w:tbl>
     <w:p>
       <w:pPr>
+        <w:shd w:val="clear" w:color="auto" w:fill="FFF4D6"/>
         <w:spacing w:before="60" w:after="60"/>
-        <w:shd w:val="clear" w:color="auto" w:fill="FFF4D6"/>
       </w:pPr>
       <w:r>
         <w:rPr>
@@ -11153,8 +11153,8 @@
     </w:tbl>
     <w:p>
       <w:pPr>
+        <w:shd w:val="clear" w:color="auto" w:fill="FFF4D6"/>
         <w:spacing w:before="60" w:after="60"/>
-        <w:shd w:val="clear" w:color="auto" w:fill="FFF4D6"/>
       </w:pPr>
       <w:r>
         <w:rPr>
@@ -12216,8 +12216,8 @@
     </w:tbl>
     <w:p>
       <w:pPr>
+        <w:shd w:val="clear" w:color="auto" w:fill="FFF4D6"/>
         <w:spacing w:before="60" w:after="60"/>
-        <w:shd w:val="clear" w:color="auto" w:fill="FFF4D6"/>
       </w:pPr>
       <w:r>
         <w:rPr>
@@ -13288,8 +13288,8 @@
     </w:tbl>
     <w:p>
       <w:pPr>
+        <w:shd w:val="clear" w:color="auto" w:fill="FFF4D6"/>
         <w:spacing w:before="60" w:after="60"/>
-        <w:shd w:val="clear" w:color="auto" w:fill="FFF4D6"/>
       </w:pPr>
       <w:r>
         <w:rPr>
@@ -14371,8 +14371,8 @@
     </w:tbl>
     <w:p>
       <w:pPr>
+        <w:shd w:val="clear" w:color="auto" w:fill="FFF4D6"/>
         <w:spacing w:before="60" w:after="60"/>
-        <w:shd w:val="clear" w:color="auto" w:fill="FFF4D6"/>
       </w:pPr>
       <w:r>
         <w:rPr>
@@ -17617,8 +17617,8 @@
     </w:tbl>
     <w:p>
       <w:pPr>
+        <w:shd w:val="clear" w:color="auto" w:fill="FFF4D6"/>
         <w:spacing w:before="60" w:after="60"/>
-        <w:shd w:val="clear" w:color="auto" w:fill="FFF4D6"/>
       </w:pPr>
       <w:r>
         <w:rPr>
@@ -20131,8 +20131,8 @@
     </w:tbl>
     <w:p>
       <w:pPr>
+        <w:shd w:val="clear" w:color="auto" w:fill="FFF4D6"/>
         <w:spacing w:before="60" w:after="60"/>
-        <w:shd w:val="clear" w:color="auto" w:fill="FFF4D6"/>
       </w:pPr>
       <w:r>
         <w:rPr>
@@ -20181,8 +20181,8 @@
       </w:tblGrid>
       <w:tr>
         <w:trPr>
+          <w:trHeight w:val="360" w:hRule="atLeast"/>
           <w:tblHeader/>
-          <w:trHeight w:val="360" w:hRule="atLeast"/>
         </w:trPr>
         <w:tc>
           <w:tcPr>
@@ -23030,8 +23030,8 @@
     </w:tbl>
     <w:p>
       <w:pPr>
+        <w:shd w:val="clear" w:color="auto" w:fill="FFF4D6"/>
         <w:spacing w:before="60" w:after="60"/>
-        <w:shd w:val="clear" w:color="auto" w:fill="FFF4D6"/>
       </w:pPr>
       <w:r>
         <w:rPr>
@@ -24817,8 +24817,8 @@
     </w:tbl>
     <w:p>
       <w:pPr>
+        <w:shd w:val="clear" w:color="auto" w:fill="FFF4D6"/>
         <w:spacing w:before="60" w:after="60"/>
-        <w:shd w:val="clear" w:color="auto" w:fill="FFF4D6"/>
       </w:pPr>
       <w:r>
         <w:rPr>
@@ -26998,8 +26998,8 @@
     </w:tbl>
     <w:p>
       <w:pPr>
+        <w:shd w:val="clear" w:color="auto" w:fill="FFF4D6"/>
         <w:spacing w:before="60" w:after="60"/>
-        <w:shd w:val="clear" w:color="auto" w:fill="FFF4D6"/>
       </w:pPr>
       <w:r>
         <w:rPr>
@@ -28496,8 +28496,8 @@
     </w:tbl>
     <w:p>
       <w:pPr>
+        <w:shd w:val="clear" w:color="auto" w:fill="FFF4D6"/>
         <w:spacing w:before="60" w:after="60"/>
-        <w:shd w:val="clear" w:color="auto" w:fill="FFF4D6"/>
       </w:pPr>
       <w:r>
         <w:rPr>
@@ -30249,8 +30249,8 @@
     </w:tbl>
     <w:p>
       <w:pPr>
+        <w:shd w:val="clear" w:color="auto" w:fill="FFF4D6"/>
         <w:spacing w:before="60" w:after="60"/>
-        <w:shd w:val="clear" w:color="auto" w:fill="FFF4D6"/>
       </w:pPr>
       <w:r>
         <w:rPr>
@@ -32123,8 +32123,8 @@
     </w:tbl>
     <w:p>
       <w:pPr>
+        <w:shd w:val="clear" w:color="auto" w:fill="FFF4D6"/>
         <w:spacing w:before="60" w:after="60"/>
-        <w:shd w:val="clear" w:color="auto" w:fill="FFF4D6"/>
       </w:pPr>
       <w:r>
         <w:rPr>
@@ -33049,8 +33049,8 @@
     </w:tbl>
     <w:p>
       <w:pPr>
+        <w:shd w:val="clear" w:color="auto" w:fill="FFF4D6"/>
         <w:spacing w:before="60" w:after="60"/>
-        <w:shd w:val="clear" w:color="auto" w:fill="FFF4D6"/>
       </w:pPr>
       <w:r>
         <w:rPr>
@@ -34877,8 +34877,8 @@
     </w:tbl>
     <w:p>
       <w:pPr>
+        <w:shd w:val="clear" w:color="auto" w:fill="FFF4D6"/>
         <w:spacing w:before="60" w:after="60"/>
-        <w:shd w:val="clear" w:color="auto" w:fill="FFF4D6"/>
       </w:pPr>
       <w:r>
         <w:rPr>
@@ -36766,8 +36766,8 @@
     </w:tbl>
     <w:p>
       <w:pPr>
+        <w:shd w:val="clear" w:color="auto" w:fill="FFF4D6"/>
         <w:spacing w:before="60" w:after="60"/>
-        <w:shd w:val="clear" w:color="auto" w:fill="FFF4D6"/>
       </w:pPr>
       <w:r>
         <w:rPr>
@@ -38052,8 +38052,8 @@
     </w:tbl>
     <w:p>
       <w:pPr>
+        <w:shd w:val="clear" w:color="auto" w:fill="FFF4D6"/>
         <w:spacing w:before="60" w:after="60"/>
-        <w:shd w:val="clear" w:color="auto" w:fill="FFF4D6"/>
       </w:pPr>
       <w:r>
         <w:rPr>
@@ -39564,8 +39564,8 @@
     </w:tbl>
     <w:p>
       <w:pPr>
+        <w:shd w:val="clear" w:color="auto" w:fill="FFF4D6"/>
         <w:spacing w:before="60" w:after="60"/>
-        <w:shd w:val="clear" w:color="auto" w:fill="FFF4D6"/>
       </w:pPr>
       <w:r>
         <w:rPr>

--- a/mokdong3/2fin/word/MDJ3_L5-L8_ByPart_Compact_Blank_A4.docx
+++ b/mokdong3/2fin/word/MDJ3_L5-L8_ByPart_Compact_Blank_A4.docx
@@ -1809,7 +1809,10 @@
     </w:p>
     <w:p>
       <w:pPr>
-        <w:spacing w:before="20" w:after="0" w:line="276" w:lineRule="auto"/>
+        <w:tabs>
+          <w:tab w:val="right" w:leader="underscore" w:pos="10300"/>
+        </w:tabs>
+        <w:spacing w:before="20" w:after="0" w:line="384" w:lineRule="auto"/>
         <w:ind w:left="170"/>
       </w:pPr>
       <w:r>
@@ -1828,12 +1831,17 @@
           <w:color w:val="1F2430"/>
           <w:sz w:val="20"/>
         </w:rPr>
-        <w:t>________________________________________</w:t>
+        <w:tab/>
+        <w:br/>
+        <w:tab/>
       </w:r>
     </w:p>
     <w:p>
       <w:pPr>
-        <w:spacing w:before="20" w:after="0" w:line="276" w:lineRule="auto"/>
+        <w:tabs>
+          <w:tab w:val="right" w:leader="underscore" w:pos="10300"/>
+        </w:tabs>
+        <w:spacing w:before="20" w:after="0" w:line="384" w:lineRule="auto"/>
         <w:ind w:left="170"/>
       </w:pPr>
       <w:r>
@@ -1852,7 +1860,7 @@
           <w:color w:val="1F2430"/>
           <w:sz w:val="20"/>
         </w:rPr>
-        <w:t>________________________________________</w:t>
+        <w:tab/>
       </w:r>
     </w:p>
     <w:p>
@@ -19654,7 +19662,11 @@
           </w:p>
           <w:p>
             <w:pPr>
-              <w:spacing w:before="0" w:after="0" w:line="276" w:lineRule="auto"/>
+              <w:tabs>
+                <w:tab w:val="right" w:leader="underscore" w:pos="10300"/>
+                <w:tab w:val="right" w:leader="underscore" w:pos="10300"/>
+              </w:tabs>
+              <w:spacing w:before="0" w:after="0" w:line="384" w:lineRule="auto"/>
               <w:ind w:left="113"/>
             </w:pPr>
             <w:r>
@@ -19673,7 +19685,7 @@
                 <w:color w:val="1F2430"/>
                 <w:sz w:val="19"/>
               </w:rPr>
-              <w:t>________________________________________</w:t>
+              <w:tab/>
             </w:r>
             <w:r>
               <w:rPr>
@@ -19691,7 +19703,7 @@
                 <w:color w:val="1F2430"/>
                 <w:sz w:val="19"/>
               </w:rPr>
-              <w:t>________________________________________</w:t>
+              <w:tab/>
             </w:r>
             <w:r>
               <w:rPr>
@@ -21937,6 +21949,93 @@
     </w:p>
     <w:p>
       <w:pPr>
+        <w:tabs>
+          <w:tab w:val="right" w:leader="underscore" w:pos="10300"/>
+        </w:tabs>
+        <w:spacing w:before="20" w:after="0" w:line="384" w:lineRule="auto"/>
+        <w:ind w:left="170"/>
+      </w:pPr>
+      <w:r>
+        <w:rPr>
+          <w:rFonts w:ascii="맑은 고딕" w:hAnsi="맑은 고딕" w:eastAsia="맑은 고딕"/>
+          <w:b w:val="0"/>
+          <w:color w:val="1F2430"/>
+          <w:sz w:val="20"/>
+        </w:rPr>
+        <w:t xml:space="preserve">2. Only the people </w:t>
+      </w:r>
+      <w:r>
+        <w:rPr>
+          <w:rFonts w:ascii="맑은 고딕" w:hAnsi="맑은 고딕" w:eastAsia="맑은 고딕"/>
+          <w:b w:val="0"/>
+          <w:color w:val="1F2430"/>
+          <w:sz w:val="20"/>
+        </w:rPr>
+        <w:tab/>
+      </w:r>
+      <w:r>
+        <w:rPr>
+          <w:rFonts w:ascii="맑은 고딕" w:hAnsi="맑은 고딕" w:eastAsia="맑은 고딕"/>
+          <w:b w:val="0"/>
+          <w:color w:val="1F2430"/>
+          <w:sz w:val="20"/>
+        </w:rPr>
+        <w:t xml:space="preserve"> to enter.   (invited, party, allowed, will, to, the, be)</w:t>
+      </w:r>
+    </w:p>
+    <w:p>
+      <w:pPr>
+        <w:tabs>
+          <w:tab w:val="right" w:leader="underscore" w:pos="10300"/>
+        </w:tabs>
+        <w:spacing w:before="20" w:after="0" w:line="384" w:lineRule="auto"/>
+        <w:ind w:left="170"/>
+      </w:pPr>
+      <w:r>
+        <w:rPr>
+          <w:rFonts w:ascii="맑은 고딕" w:hAnsi="맑은 고딕" w:eastAsia="맑은 고딕"/>
+          <w:b w:val="0"/>
+          <w:color w:val="1F2430"/>
+          <w:sz w:val="20"/>
+        </w:rPr>
+        <w:t xml:space="preserve">3. It was </w:t>
+      </w:r>
+      <w:r>
+        <w:rPr>
+          <w:rFonts w:ascii="맑은 고딕" w:hAnsi="맑은 고딕" w:eastAsia="맑은 고딕"/>
+          <w:b w:val="0"/>
+          <w:color w:val="1F2430"/>
+          <w:sz w:val="20"/>
+        </w:rPr>
+        <w:tab/>
+      </w:r>
+      <w:r>
+        <w:rPr>
+          <w:rFonts w:ascii="맑은 고딕" w:hAnsi="맑은 고딕" w:eastAsia="맑은 고딕"/>
+          <w:b w:val="0"/>
+          <w:color w:val="1F2430"/>
+          <w:sz w:val="20"/>
+        </w:rPr>
+        <w:t>.   (Amy, to, a, receive, present, nice, pleasing, for)</w:t>
+      </w:r>
+    </w:p>
+    <w:p>
+      <w:pPr>
+        <w:keepNext/>
+        <w:spacing w:before="100" w:after="20" w:line="276" w:lineRule="auto"/>
+      </w:pPr>
+      <w:r>
+        <w:rPr>
+          <w:rFonts w:ascii="맑은 고딕" w:hAnsi="맑은 고딕" w:eastAsia="맑은 고딕"/>
+          <w:b/>
+          <w:color w:val="1F2430"/>
+          <w:sz w:val="20"/>
+        </w:rPr>
+        <w:t>&lt;Let's Practice!&gt; A. 괄호 안에서 알맞은 것을 고르고, 해석하시오.</w:t>
+      </w:r>
+    </w:p>
+    <w:p>
+      <w:pPr>
         <w:spacing w:before="20" w:after="0" w:line="276" w:lineRule="auto"/>
         <w:ind w:left="170"/>
       </w:pPr>
@@ -21947,25 +22046,34 @@
           <w:color w:val="1F2430"/>
           <w:sz w:val="20"/>
         </w:rPr>
-        <w:t xml:space="preserve">2. Only the people </w:t>
-      </w:r>
-      <w:r>
-        <w:rPr>
-          <w:rFonts w:ascii="맑은 고딕" w:hAnsi="맑은 고딕" w:eastAsia="맑은 고딕"/>
-          <w:b w:val="0"/>
-          <w:color w:val="1F2430"/>
-          <w:sz w:val="20"/>
-        </w:rPr>
-        <w:t>________________________________________</w:t>
-      </w:r>
-      <w:r>
-        <w:rPr>
-          <w:rFonts w:ascii="맑은 고딕" w:hAnsi="맑은 고딕" w:eastAsia="맑은 고딕"/>
-          <w:b w:val="0"/>
-          <w:color w:val="1F2430"/>
-          <w:sz w:val="20"/>
-        </w:rPr>
-        <w:t xml:space="preserve"> to enter.   (invited, party, allowed, will, to, the, be)</w:t>
+        <w:t xml:space="preserve">1. There are some ( </w:t>
+      </w:r>
+      <w:r>
+        <w:rPr>
+          <w:rFonts w:ascii="맑은 고딕" w:hAnsi="맑은 고딕" w:eastAsia="맑은 고딕"/>
+          <w:b w:val="0"/>
+          <w:color w:val="1F2430"/>
+          <w:sz w:val="20"/>
+        </w:rPr>
+        <w:t>singing</w:t>
+      </w:r>
+      <w:r>
+        <w:rPr>
+          <w:rFonts w:ascii="맑은 고딕" w:hAnsi="맑은 고딕" w:eastAsia="맑은 고딕"/>
+          <w:b w:val="0"/>
+          <w:color w:val="1F2430"/>
+          <w:sz w:val="20"/>
+        </w:rPr>
+        <w:t xml:space="preserve"> / sung ) birds in the tree. → 해석: </w:t>
+      </w:r>
+      <w:r>
+        <w:rPr>
+          <w:rFonts w:ascii="맑은 고딕" w:hAnsi="맑은 고딕" w:eastAsia="맑은 고딕"/>
+          <w:b w:val="0"/>
+          <w:color w:val="1F2430"/>
+          <w:sz w:val="20"/>
+        </w:rPr>
+        <w:t>______________________________________</w:t>
       </w:r>
     </w:p>
     <w:p>
@@ -21980,45 +22088,84 @@
           <w:color w:val="1F2430"/>
           <w:sz w:val="20"/>
         </w:rPr>
-        <w:t xml:space="preserve">3. It was </w:t>
-      </w:r>
-      <w:r>
-        <w:rPr>
-          <w:rFonts w:ascii="맑은 고딕" w:hAnsi="맑은 고딕" w:eastAsia="맑은 고딕"/>
-          <w:b w:val="0"/>
-          <w:color w:val="1F2430"/>
-          <w:sz w:val="20"/>
-        </w:rPr>
-        <w:t>________________________________________</w:t>
-      </w:r>
-      <w:r>
-        <w:rPr>
-          <w:rFonts w:ascii="맑은 고딕" w:hAnsi="맑은 고딕" w:eastAsia="맑은 고딕"/>
-          <w:b w:val="0"/>
-          <w:color w:val="1F2430"/>
-          <w:sz w:val="20"/>
-        </w:rPr>
-        <w:t>.   (Amy, to, a, receive, present, nice, pleasing, for)</w:t>
+        <w:t xml:space="preserve">2. He fixed the ( breaking / </w:t>
+      </w:r>
+      <w:r>
+        <w:rPr>
+          <w:rFonts w:ascii="맑은 고딕" w:hAnsi="맑은 고딕" w:eastAsia="맑은 고딕"/>
+          <w:b w:val="0"/>
+          <w:color w:val="1F2430"/>
+          <w:sz w:val="20"/>
+        </w:rPr>
+        <w:t>broken</w:t>
+      </w:r>
+      <w:r>
+        <w:rPr>
+          <w:rFonts w:ascii="맑은 고딕" w:hAnsi="맑은 고딕" w:eastAsia="맑은 고딕"/>
+          <w:b w:val="0"/>
+          <w:color w:val="1F2430"/>
+          <w:sz w:val="20"/>
+        </w:rPr>
+        <w:t xml:space="preserve"> ) chair. → 해석: </w:t>
+      </w:r>
+      <w:r>
+        <w:rPr>
+          <w:rFonts w:ascii="맑은 고딕" w:hAnsi="맑은 고딕" w:eastAsia="맑은 고딕"/>
+          <w:b w:val="0"/>
+          <w:color w:val="1F2430"/>
+          <w:sz w:val="20"/>
+        </w:rPr>
+        <w:t>________________________</w:t>
       </w:r>
     </w:p>
     <w:p>
       <w:pPr>
-        <w:keepNext/>
-        <w:spacing w:before="100" w:after="20" w:line="276" w:lineRule="auto"/>
-      </w:pPr>
-      <w:r>
-        <w:rPr>
-          <w:rFonts w:ascii="맑은 고딕" w:hAnsi="맑은 고딕" w:eastAsia="맑은 고딕"/>
-          <w:b/>
-          <w:color w:val="1F2430"/>
-          <w:sz w:val="20"/>
-        </w:rPr>
-        <w:t>&lt;Let's Practice!&gt; A. 괄호 안에서 알맞은 것을 고르고, 해석하시오.</w:t>
+        <w:spacing w:before="20" w:after="0" w:line="276" w:lineRule="auto"/>
+        <w:ind w:left="170"/>
+      </w:pPr>
+      <w:r>
+        <w:rPr>
+          <w:rFonts w:ascii="맑은 고딕" w:hAnsi="맑은 고딕" w:eastAsia="맑은 고딕"/>
+          <w:b w:val="0"/>
+          <w:color w:val="1F2430"/>
+          <w:sz w:val="20"/>
+        </w:rPr>
+        <w:t xml:space="preserve">3. Watch out for that ( </w:t>
+      </w:r>
+      <w:r>
+        <w:rPr>
+          <w:rFonts w:ascii="맑은 고딕" w:hAnsi="맑은 고딕" w:eastAsia="맑은 고딕"/>
+          <w:b w:val="0"/>
+          <w:color w:val="1F2430"/>
+          <w:sz w:val="20"/>
+        </w:rPr>
+        <w:t>sleeping</w:t>
+      </w:r>
+      <w:r>
+        <w:rPr>
+          <w:rFonts w:ascii="맑은 고딕" w:hAnsi="맑은 고딕" w:eastAsia="맑은 고딕"/>
+          <w:b w:val="0"/>
+          <w:color w:val="1F2430"/>
+          <w:sz w:val="20"/>
+        </w:rPr>
+        <w:t xml:space="preserve"> / slept ) dog! → 해석: </w:t>
+      </w:r>
+      <w:r>
+        <w:rPr>
+          <w:rFonts w:ascii="맑은 고딕" w:hAnsi="맑은 고딕" w:eastAsia="맑은 고딕"/>
+          <w:b w:val="0"/>
+          <w:color w:val="1F2430"/>
+          <w:sz w:val="20"/>
+        </w:rPr>
+        <w:t>_________________________</w:t>
       </w:r>
     </w:p>
     <w:p>
       <w:pPr>
-        <w:spacing w:before="20" w:after="0" w:line="276" w:lineRule="auto"/>
+        <w:tabs>
+          <w:tab w:val="right" w:leader="underscore" w:pos="10300"/>
+        </w:tabs>
+        <w:spacing w:before="20" w:after="0" w:line="384" w:lineRule="auto"/>
         <w:ind w:left="170"/>
       </w:pPr>
       <w:r>
@@ -22028,132 +22175,6 @@
           <w:color w:val="1F2430"/>
           <w:sz w:val="20"/>
         </w:rPr>
-        <w:t xml:space="preserve">1. There are some ( </w:t>
-      </w:r>
-      <w:r>
-        <w:rPr>
-          <w:rFonts w:ascii="맑은 고딕" w:hAnsi="맑은 고딕" w:eastAsia="맑은 고딕"/>
-          <w:b w:val="0"/>
-          <w:color w:val="1F2430"/>
-          <w:sz w:val="20"/>
-        </w:rPr>
-        <w:t>singing</w:t>
-      </w:r>
-      <w:r>
-        <w:rPr>
-          <w:rFonts w:ascii="맑은 고딕" w:hAnsi="맑은 고딕" w:eastAsia="맑은 고딕"/>
-          <w:b w:val="0"/>
-          <w:color w:val="1F2430"/>
-          <w:sz w:val="20"/>
-        </w:rPr>
-        <w:t xml:space="preserve"> / sung ) birds in the tree. → 해석: </w:t>
-      </w:r>
-      <w:r>
-        <w:rPr>
-          <w:rFonts w:ascii="맑은 고딕" w:hAnsi="맑은 고딕" w:eastAsia="맑은 고딕"/>
-          <w:b w:val="0"/>
-          <w:color w:val="1F2430"/>
-          <w:sz w:val="20"/>
-        </w:rPr>
-        <w:t>______________________________________</w:t>
-      </w:r>
-    </w:p>
-    <w:p>
-      <w:pPr>
-        <w:spacing w:before="20" w:after="0" w:line="276" w:lineRule="auto"/>
-        <w:ind w:left="170"/>
-      </w:pPr>
-      <w:r>
-        <w:rPr>
-          <w:rFonts w:ascii="맑은 고딕" w:hAnsi="맑은 고딕" w:eastAsia="맑은 고딕"/>
-          <w:b w:val="0"/>
-          <w:color w:val="1F2430"/>
-          <w:sz w:val="20"/>
-        </w:rPr>
-        <w:t xml:space="preserve">2. He fixed the ( breaking / </w:t>
-      </w:r>
-      <w:r>
-        <w:rPr>
-          <w:rFonts w:ascii="맑은 고딕" w:hAnsi="맑은 고딕" w:eastAsia="맑은 고딕"/>
-          <w:b w:val="0"/>
-          <w:color w:val="1F2430"/>
-          <w:sz w:val="20"/>
-        </w:rPr>
-        <w:t>broken</w:t>
-      </w:r>
-      <w:r>
-        <w:rPr>
-          <w:rFonts w:ascii="맑은 고딕" w:hAnsi="맑은 고딕" w:eastAsia="맑은 고딕"/>
-          <w:b w:val="0"/>
-          <w:color w:val="1F2430"/>
-          <w:sz w:val="20"/>
-        </w:rPr>
-        <w:t xml:space="preserve"> ) chair. → 해석: </w:t>
-      </w:r>
-      <w:r>
-        <w:rPr>
-          <w:rFonts w:ascii="맑은 고딕" w:hAnsi="맑은 고딕" w:eastAsia="맑은 고딕"/>
-          <w:b w:val="0"/>
-          <w:color w:val="1F2430"/>
-          <w:sz w:val="20"/>
-        </w:rPr>
-        <w:t>________________________</w:t>
-      </w:r>
-    </w:p>
-    <w:p>
-      <w:pPr>
-        <w:spacing w:before="20" w:after="0" w:line="276" w:lineRule="auto"/>
-        <w:ind w:left="170"/>
-      </w:pPr>
-      <w:r>
-        <w:rPr>
-          <w:rFonts w:ascii="맑은 고딕" w:hAnsi="맑은 고딕" w:eastAsia="맑은 고딕"/>
-          <w:b w:val="0"/>
-          <w:color w:val="1F2430"/>
-          <w:sz w:val="20"/>
-        </w:rPr>
-        <w:t xml:space="preserve">3. Watch out for that ( </w:t>
-      </w:r>
-      <w:r>
-        <w:rPr>
-          <w:rFonts w:ascii="맑은 고딕" w:hAnsi="맑은 고딕" w:eastAsia="맑은 고딕"/>
-          <w:b w:val="0"/>
-          <w:color w:val="1F2430"/>
-          <w:sz w:val="20"/>
-        </w:rPr>
-        <w:t>sleeping</w:t>
-      </w:r>
-      <w:r>
-        <w:rPr>
-          <w:rFonts w:ascii="맑은 고딕" w:hAnsi="맑은 고딕" w:eastAsia="맑은 고딕"/>
-          <w:b w:val="0"/>
-          <w:color w:val="1F2430"/>
-          <w:sz w:val="20"/>
-        </w:rPr>
-        <w:t xml:space="preserve"> / slept ) dog! → 해석: </w:t>
-      </w:r>
-      <w:r>
-        <w:rPr>
-          <w:rFonts w:ascii="맑은 고딕" w:hAnsi="맑은 고딕" w:eastAsia="맑은 고딕"/>
-          <w:b w:val="0"/>
-          <w:color w:val="1F2430"/>
-          <w:sz w:val="20"/>
-        </w:rPr>
-        <w:t>_________________________</w:t>
-      </w:r>
-    </w:p>
-    <w:p>
-      <w:pPr>
-        <w:spacing w:before="20" w:after="0" w:line="276" w:lineRule="auto"/>
-        <w:ind w:left="170"/>
-      </w:pPr>
-      <w:r>
-        <w:rPr>
-          <w:rFonts w:ascii="맑은 고딕" w:hAnsi="맑은 고딕" w:eastAsia="맑은 고딕"/>
-          <w:b w:val="0"/>
-          <w:color w:val="1F2430"/>
-          <w:sz w:val="20"/>
-        </w:rPr>
         <w:t xml:space="preserve">4. John felt ( boring / </w:t>
       </w:r>
       <w:r>
@@ -22199,7 +22220,9 @@
           <w:color w:val="1F2430"/>
           <w:sz w:val="20"/>
         </w:rPr>
-        <w:t>________________________________________</w:t>
+        <w:tab/>
+        <w:br/>
+        <w:tab/>
       </w:r>
     </w:p>
     <w:p>
@@ -24366,7 +24389,10 @@
     </w:p>
     <w:p>
       <w:pPr>
-        <w:spacing w:before="20" w:after="0" w:line="276" w:lineRule="auto"/>
+        <w:tabs>
+          <w:tab w:val="right" w:leader="underscore" w:pos="10300"/>
+        </w:tabs>
+        <w:spacing w:before="20" w:after="0" w:line="384" w:lineRule="auto"/>
         <w:ind w:left="170"/>
       </w:pPr>
       <w:r>
@@ -24385,12 +24411,15 @@
           <w:color w:val="1F2430"/>
           <w:sz w:val="20"/>
         </w:rPr>
-        <w:t>________________________________________</w:t>
+        <w:tab/>
       </w:r>
     </w:p>
     <w:p>
       <w:pPr>
-        <w:spacing w:before="20" w:after="0" w:line="276" w:lineRule="auto"/>
+        <w:tabs>
+          <w:tab w:val="right" w:leader="underscore" w:pos="10300"/>
+        </w:tabs>
+        <w:spacing w:before="20" w:after="0" w:line="384" w:lineRule="auto"/>
         <w:ind w:left="170"/>
       </w:pPr>
       <w:r>
@@ -24409,12 +24438,17 @@
           <w:color w:val="1F2430"/>
           <w:sz w:val="20"/>
         </w:rPr>
-        <w:t>________________________________________</w:t>
+        <w:tab/>
+        <w:br/>
+        <w:tab/>
       </w:r>
     </w:p>
     <w:p>
       <w:pPr>
-        <w:spacing w:before="20" w:after="0" w:line="276" w:lineRule="auto"/>
+        <w:tabs>
+          <w:tab w:val="right" w:leader="underscore" w:pos="10300"/>
+        </w:tabs>
+        <w:spacing w:before="20" w:after="0" w:line="384" w:lineRule="auto"/>
         <w:ind w:left="170"/>
       </w:pPr>
       <w:r>
@@ -24433,12 +24467,15 @@
           <w:color w:val="1F2430"/>
           <w:sz w:val="20"/>
         </w:rPr>
-        <w:t>________________________________________</w:t>
+        <w:tab/>
       </w:r>
     </w:p>
     <w:p>
       <w:pPr>
-        <w:spacing w:before="20" w:after="0" w:line="276" w:lineRule="auto"/>
+        <w:tabs>
+          <w:tab w:val="right" w:leader="underscore" w:pos="10300"/>
+        </w:tabs>
+        <w:spacing w:before="20" w:after="0" w:line="384" w:lineRule="auto"/>
         <w:ind w:left="170"/>
       </w:pPr>
       <w:r>
@@ -24457,12 +24494,15 @@
           <w:color w:val="1F2430"/>
           <w:sz w:val="20"/>
         </w:rPr>
-        <w:t>________________________________________</w:t>
+        <w:tab/>
       </w:r>
     </w:p>
     <w:p>
       <w:pPr>
-        <w:spacing w:before="20" w:after="0" w:line="276" w:lineRule="auto"/>
+        <w:tabs>
+          <w:tab w:val="right" w:leader="underscore" w:pos="10300"/>
+        </w:tabs>
+        <w:spacing w:before="20" w:after="0" w:line="384" w:lineRule="auto"/>
         <w:ind w:left="170"/>
       </w:pPr>
       <w:r>
@@ -24481,7 +24521,9 @@
           <w:color w:val="1F2430"/>
           <w:sz w:val="20"/>
         </w:rPr>
-        <w:t>________________________________________</w:t>
+        <w:tab/>
+        <w:br/>
+        <w:tab/>
       </w:r>
     </w:p>
     <w:p>
@@ -25091,6 +25133,33 @@
     </w:p>
     <w:p>
       <w:pPr>
+        <w:tabs>
+          <w:tab w:val="right" w:leader="underscore" w:pos="10300"/>
+        </w:tabs>
+        <w:spacing w:before="20" w:after="0" w:line="384" w:lineRule="auto"/>
+        <w:ind w:left="170"/>
+      </w:pPr>
+      <w:r>
+        <w:rPr>
+          <w:rFonts w:ascii="맑은 고딕" w:hAnsi="맑은 고딕" w:eastAsia="맑은 고딕"/>
+          <w:b w:val="0"/>
+          <w:color w:val="1F2430"/>
+          <w:sz w:val="20"/>
+        </w:rPr>
+        <w:t xml:space="preserve">1. When I entered the room, the class already begins.  → </w:t>
+      </w:r>
+      <w:r>
+        <w:rPr>
+          <w:rFonts w:ascii="맑은 고딕" w:hAnsi="맑은 고딕" w:eastAsia="맑은 고딕"/>
+          <w:b w:val="0"/>
+          <w:color w:val="1F2430"/>
+          <w:sz w:val="20"/>
+        </w:rPr>
+        <w:tab/>
+      </w:r>
+    </w:p>
+    <w:p>
+      <w:pPr>
         <w:spacing w:before="20" w:after="0" w:line="276" w:lineRule="auto"/>
         <w:ind w:left="170"/>
       </w:pPr>
@@ -25101,16 +25170,16 @@
           <w:color w:val="1F2430"/>
           <w:sz w:val="20"/>
         </w:rPr>
-        <w:t xml:space="preserve">1. When I entered the room, the class already begins.  → </w:t>
-      </w:r>
-      <w:r>
-        <w:rPr>
-          <w:rFonts w:ascii="맑은 고딕" w:hAnsi="맑은 고딕" w:eastAsia="맑은 고딕"/>
-          <w:b w:val="0"/>
-          <w:color w:val="1F2430"/>
-          <w:sz w:val="20"/>
-        </w:rPr>
-        <w:t>________________________________________</w:t>
+        <w:t xml:space="preserve">2. She has never visited Busan before she moved there in 2020.  → </w:t>
+      </w:r>
+      <w:r>
+        <w:rPr>
+          <w:rFonts w:ascii="맑은 고딕" w:hAnsi="맑은 고딕" w:eastAsia="맑은 고딕"/>
+          <w:b w:val="0"/>
+          <w:color w:val="1F2430"/>
+          <w:sz w:val="20"/>
+        </w:rPr>
+        <w:t>______________</w:t>
       </w:r>
     </w:p>
     <w:p>
@@ -25125,16 +25194,16 @@
           <w:color w:val="1F2430"/>
           <w:sz w:val="20"/>
         </w:rPr>
-        <w:t xml:space="preserve">2. She has never visited Busan before she moved there in 2020.  → </w:t>
-      </w:r>
-      <w:r>
-        <w:rPr>
-          <w:rFonts w:ascii="맑은 고딕" w:hAnsi="맑은 고딕" w:eastAsia="맑은 고딕"/>
-          <w:b w:val="0"/>
-          <w:color w:val="1F2430"/>
-          <w:sz w:val="20"/>
-        </w:rPr>
-        <w:t>______________</w:t>
+        <w:t xml:space="preserve">3. My father was angry because I have broken the window.  → </w:t>
+      </w:r>
+      <w:r>
+        <w:rPr>
+          <w:rFonts w:ascii="맑은 고딕" w:hAnsi="맑은 고딕" w:eastAsia="맑은 고딕"/>
+          <w:b w:val="0"/>
+          <w:color w:val="1F2430"/>
+          <w:sz w:val="20"/>
+        </w:rPr>
+        <w:t>________________</w:t>
       </w:r>
     </w:p>
     <w:p>
@@ -25149,60 +25218,66 @@
           <w:color w:val="1F2430"/>
           <w:sz w:val="20"/>
         </w:rPr>
-        <w:t xml:space="preserve">3. My father was angry because I have broken the window.  → </w:t>
-      </w:r>
-      <w:r>
-        <w:rPr>
-          <w:rFonts w:ascii="맑은 고딕" w:hAnsi="맑은 고딕" w:eastAsia="맑은 고딕"/>
-          <w:b w:val="0"/>
-          <w:color w:val="1F2430"/>
-          <w:sz w:val="20"/>
-        </w:rPr>
-        <w:t>________________</w:t>
+        <w:t xml:space="preserve">4. They eat all the pizza before I got a slice.  → </w:t>
+      </w:r>
+      <w:r>
+        <w:rPr>
+          <w:rFonts w:ascii="맑은 고딕" w:hAnsi="맑은 고딕" w:eastAsia="맑은 고딕"/>
+          <w:b w:val="0"/>
+          <w:color w:val="1F2430"/>
+          <w:sz w:val="20"/>
+        </w:rPr>
+        <w:t>________________________</w:t>
       </w:r>
     </w:p>
     <w:p>
       <w:pPr>
-        <w:spacing w:before="20" w:after="0" w:line="276" w:lineRule="auto"/>
-        <w:ind w:left="170"/>
-      </w:pPr>
-      <w:r>
-        <w:rPr>
-          <w:rFonts w:ascii="맑은 고딕" w:hAnsi="맑은 고딕" w:eastAsia="맑은 고딕"/>
-          <w:b w:val="0"/>
-          <w:color w:val="1F2430"/>
-          <w:sz w:val="20"/>
-        </w:rPr>
-        <w:t xml:space="preserve">4. They eat all the pizza before I got a slice.  → </w:t>
-      </w:r>
-      <w:r>
-        <w:rPr>
-          <w:rFonts w:ascii="맑은 고딕" w:hAnsi="맑은 고딕" w:eastAsia="맑은 고딕"/>
-          <w:b w:val="0"/>
-          <w:color w:val="1F2430"/>
-          <w:sz w:val="20"/>
-        </w:rPr>
-        <w:t>________________________</w:t>
+        <w:keepNext/>
+        <w:spacing w:before="100" w:after="20" w:line="276" w:lineRule="auto"/>
+      </w:pPr>
+      <w:r>
+        <w:rPr>
+          <w:rFonts w:ascii="맑은 고딕" w:hAnsi="맑은 고딕" w:eastAsia="맑은 고딕"/>
+          <w:b/>
+          <w:color w:val="1F2430"/>
+          <w:sz w:val="20"/>
+        </w:rPr>
+        <w:t>C. 괄호 안의 단어를 이용하여 주어진 우리말에 맞는 문장을 완성하시오.</w:t>
       </w:r>
     </w:p>
     <w:p>
       <w:pPr>
-        <w:keepNext/>
-        <w:spacing w:before="100" w:after="20" w:line="276" w:lineRule="auto"/>
-      </w:pPr>
-      <w:r>
-        <w:rPr>
-          <w:rFonts w:ascii="맑은 고딕" w:hAnsi="맑은 고딕" w:eastAsia="맑은 고딕"/>
-          <w:b/>
-          <w:color w:val="1F2430"/>
-          <w:sz w:val="20"/>
-        </w:rPr>
-        <w:t>C. 괄호 안의 단어를 이용하여 주어진 우리말에 맞는 문장을 완성하시오.</w:t>
+        <w:tabs>
+          <w:tab w:val="right" w:leader="underscore" w:pos="10300"/>
+        </w:tabs>
+        <w:spacing w:before="20" w:after="0" w:line="384" w:lineRule="auto"/>
+        <w:ind w:left="170"/>
+      </w:pPr>
+      <w:r>
+        <w:rPr>
+          <w:rFonts w:ascii="맑은 고딕" w:hAnsi="맑은 고딕" w:eastAsia="맑은 고딕"/>
+          <w:b w:val="0"/>
+          <w:color w:val="1F2430"/>
+          <w:sz w:val="20"/>
+        </w:rPr>
+        <w:t xml:space="preserve">1. 그는 나를 만나기 전에 그 소식을 들어본 적이 없었다. (He, met, the news, never, before, had, me, heard) → </w:t>
+      </w:r>
+      <w:r>
+        <w:rPr>
+          <w:rFonts w:ascii="맑은 고딕" w:hAnsi="맑은 고딕" w:eastAsia="맑은 고딕"/>
+          <w:b w:val="0"/>
+          <w:color w:val="1F2430"/>
+          <w:sz w:val="20"/>
+        </w:rPr>
+        <w:tab/>
       </w:r>
     </w:p>
     <w:p>
       <w:pPr>
-        <w:spacing w:before="20" w:after="0" w:line="276" w:lineRule="auto"/>
+        <w:tabs>
+          <w:tab w:val="right" w:leader="underscore" w:pos="10300"/>
+        </w:tabs>
+        <w:spacing w:before="20" w:after="0" w:line="384" w:lineRule="auto"/>
         <w:ind w:left="170"/>
       </w:pPr>
       <w:r>
@@ -25212,21 +25287,26 @@
           <w:color w:val="1F2430"/>
           <w:sz w:val="20"/>
         </w:rPr>
-        <w:t xml:space="preserve">1. 그는 나를 만나기 전에 그 소식을 들어본 적이 없었다. (He, met, the news, never, before, had, me, heard) → </w:t>
-      </w:r>
-      <w:r>
-        <w:rPr>
-          <w:rFonts w:ascii="맑은 고딕" w:hAnsi="맑은 고딕" w:eastAsia="맑은 고딕"/>
-          <w:b w:val="0"/>
-          <w:color w:val="1F2430"/>
-          <w:sz w:val="20"/>
-        </w:rPr>
-        <w:t>________________________________________</w:t>
+        <w:t xml:space="preserve">2. 기차가 도착했을 때, 나는 이미 표를 샀다. (the train, arrived, When, bought, I, had, the ticket, already) → </w:t>
+      </w:r>
+      <w:r>
+        <w:rPr>
+          <w:rFonts w:ascii="맑은 고딕" w:hAnsi="맑은 고딕" w:eastAsia="맑은 고딕"/>
+          <w:b w:val="0"/>
+          <w:color w:val="1F2430"/>
+          <w:sz w:val="20"/>
+        </w:rPr>
+        <w:tab/>
+        <w:br/>
+        <w:tab/>
       </w:r>
     </w:p>
     <w:p>
       <w:pPr>
-        <w:spacing w:before="20" w:after="0" w:line="276" w:lineRule="auto"/>
+        <w:tabs>
+          <w:tab w:val="right" w:leader="underscore" w:pos="10300"/>
+        </w:tabs>
+        <w:spacing w:before="20" w:after="0" w:line="384" w:lineRule="auto"/>
         <w:ind w:left="170"/>
       </w:pPr>
       <w:r>
@@ -25236,21 +25316,26 @@
           <w:color w:val="1F2430"/>
           <w:sz w:val="20"/>
         </w:rPr>
-        <w:t xml:space="preserve">2. 기차가 도착했을 때, 나는 이미 표를 샀다. (the train, arrived, When, bought, I, had, the ticket, already) → </w:t>
-      </w:r>
-      <w:r>
-        <w:rPr>
-          <w:rFonts w:ascii="맑은 고딕" w:hAnsi="맑은 고딕" w:eastAsia="맑은 고딕"/>
-          <w:b w:val="0"/>
-          <w:color w:val="1F2430"/>
-          <w:sz w:val="20"/>
-        </w:rPr>
-        <w:t>________________________________________</w:t>
+        <w:t xml:space="preserve">3. 그녀는 파티에 가기 전에 숙제를 끝마쳤다. (finished, had, her homework, She, before, to the party, went) → </w:t>
+      </w:r>
+      <w:r>
+        <w:rPr>
+          <w:rFonts w:ascii="맑은 고딕" w:hAnsi="맑은 고딕" w:eastAsia="맑은 고딕"/>
+          <w:b w:val="0"/>
+          <w:color w:val="1F2430"/>
+          <w:sz w:val="20"/>
+        </w:rPr>
+        <w:tab/>
+        <w:br/>
+        <w:tab/>
       </w:r>
     </w:p>
     <w:p>
       <w:pPr>
-        <w:spacing w:before="20" w:after="0" w:line="276" w:lineRule="auto"/>
+        <w:tabs>
+          <w:tab w:val="right" w:leader="underscore" w:pos="10300"/>
+        </w:tabs>
+        <w:spacing w:before="20" w:after="0" w:line="384" w:lineRule="auto"/>
         <w:ind w:left="170"/>
       </w:pPr>
       <w:r>
@@ -25260,30 +25345,6 @@
           <w:color w:val="1F2430"/>
           <w:sz w:val="20"/>
         </w:rPr>
-        <w:t xml:space="preserve">3. 그녀는 파티에 가기 전에 숙제를 끝마쳤다. (finished, had, her homework, She, before, to the party, went) → </w:t>
-      </w:r>
-      <w:r>
-        <w:rPr>
-          <w:rFonts w:ascii="맑은 고딕" w:hAnsi="맑은 고딕" w:eastAsia="맑은 고딕"/>
-          <w:b w:val="0"/>
-          <w:color w:val="1F2430"/>
-          <w:sz w:val="20"/>
-        </w:rPr>
-        <w:t>________________________________________</w:t>
-      </w:r>
-    </w:p>
-    <w:p>
-      <w:pPr>
-        <w:spacing w:before="20" w:after="0" w:line="276" w:lineRule="auto"/>
-        <w:ind w:left="170"/>
-      </w:pPr>
-      <w:r>
-        <w:rPr>
-          <w:rFonts w:ascii="맑은 고딕" w:hAnsi="맑은 고딕" w:eastAsia="맑은 고딕"/>
-          <w:b w:val="0"/>
-          <w:color w:val="1F2430"/>
-          <w:sz w:val="20"/>
-        </w:rPr>
         <w:t xml:space="preserve">4. 그들이 경기장에 도착했을 때 경기는 시작되었다. (The game, they, at the stadium, had, when, arrived, started) → </w:t>
       </w:r>
       <w:r>
@@ -25293,7 +25354,9 @@
           <w:color w:val="1F2430"/>
           <w:sz w:val="20"/>
         </w:rPr>
-        <w:t>________________________________________</w:t>
+        <w:tab/>
+        <w:br/>
+        <w:tab/>
       </w:r>
     </w:p>
     <w:p>
@@ -26266,7 +26329,10 @@
     </w:p>
     <w:p>
       <w:pPr>
-        <w:spacing w:before="20" w:after="0" w:line="276" w:lineRule="auto"/>
+        <w:tabs>
+          <w:tab w:val="right" w:leader="underscore" w:pos="10300"/>
+        </w:tabs>
+        <w:spacing w:before="20" w:after="0" w:line="384" w:lineRule="auto"/>
         <w:ind w:left="170"/>
       </w:pPr>
       <w:r>
@@ -26285,12 +26351,15 @@
           <w:color w:val="1F2430"/>
           <w:sz w:val="20"/>
         </w:rPr>
-        <w:t>________________________________________</w:t>
+        <w:tab/>
       </w:r>
     </w:p>
     <w:p>
       <w:pPr>
-        <w:spacing w:before="20" w:after="0" w:line="276" w:lineRule="auto"/>
+        <w:tabs>
+          <w:tab w:val="right" w:leader="underscore" w:pos="10300"/>
+        </w:tabs>
+        <w:spacing w:before="20" w:after="0" w:line="384" w:lineRule="auto"/>
         <w:ind w:left="170"/>
       </w:pPr>
       <w:r>
@@ -26309,12 +26378,15 @@
           <w:color w:val="1F2430"/>
           <w:sz w:val="20"/>
         </w:rPr>
-        <w:t>________________________________________</w:t>
+        <w:tab/>
       </w:r>
     </w:p>
     <w:p>
       <w:pPr>
-        <w:spacing w:before="20" w:after="0" w:line="276" w:lineRule="auto"/>
+        <w:tabs>
+          <w:tab w:val="right" w:leader="underscore" w:pos="10300"/>
+        </w:tabs>
+        <w:spacing w:before="20" w:after="0" w:line="384" w:lineRule="auto"/>
         <w:ind w:left="170"/>
       </w:pPr>
       <w:r>
@@ -26333,12 +26405,15 @@
           <w:color w:val="1F2430"/>
           <w:sz w:val="20"/>
         </w:rPr>
-        <w:t>________________________________________</w:t>
+        <w:tab/>
       </w:r>
     </w:p>
     <w:p>
       <w:pPr>
-        <w:spacing w:before="20" w:after="0" w:line="276" w:lineRule="auto"/>
+        <w:tabs>
+          <w:tab w:val="right" w:leader="underscore" w:pos="10300"/>
+        </w:tabs>
+        <w:spacing w:before="20" w:after="0" w:line="384" w:lineRule="auto"/>
         <w:ind w:left="170"/>
       </w:pPr>
       <w:r>
@@ -26357,7 +26432,7 @@
           <w:color w:val="1F2430"/>
           <w:sz w:val="20"/>
         </w:rPr>
-        <w:t>________________________________________</w:t>
+        <w:tab/>
       </w:r>
     </w:p>
     <w:p>
@@ -27727,7 +27802,10 @@
     </w:p>
     <w:p>
       <w:pPr>
-        <w:spacing w:before="20" w:after="0" w:line="276" w:lineRule="auto"/>
+        <w:tabs>
+          <w:tab w:val="right" w:leader="underscore" w:pos="10300"/>
+        </w:tabs>
+        <w:spacing w:before="20" w:after="0" w:line="384" w:lineRule="auto"/>
         <w:ind w:left="170"/>
       </w:pPr>
       <w:r>
@@ -27746,7 +27824,7 @@
           <w:color w:val="1F2430"/>
           <w:sz w:val="20"/>
         </w:rPr>
-        <w:t>________________________________________</w:t>
+        <w:tab/>
       </w:r>
       <w:r>
         <w:rPr>
@@ -27775,7 +27853,10 @@
     </w:p>
     <w:p>
       <w:pPr>
-        <w:spacing w:before="20" w:after="0" w:line="276" w:lineRule="auto"/>
+        <w:tabs>
+          <w:tab w:val="right" w:leader="underscore" w:pos="10300"/>
+        </w:tabs>
+        <w:spacing w:before="20" w:after="0" w:line="384" w:lineRule="auto"/>
         <w:ind w:left="170"/>
       </w:pPr>
       <w:r>
@@ -27794,7 +27875,7 @@
           <w:color w:val="1F2430"/>
           <w:sz w:val="20"/>
         </w:rPr>
-        <w:t>________________________________________</w:t>
+        <w:tab/>
       </w:r>
       <w:r>
         <w:rPr>
@@ -27808,7 +27889,10 @@
     </w:p>
     <w:p>
       <w:pPr>
-        <w:spacing w:before="20" w:after="0" w:line="276" w:lineRule="auto"/>
+        <w:tabs>
+          <w:tab w:val="right" w:leader="underscore" w:pos="10300"/>
+        </w:tabs>
+        <w:spacing w:before="20" w:after="0" w:line="384" w:lineRule="auto"/>
         <w:ind w:left="170"/>
       </w:pPr>
       <w:r>
@@ -27827,7 +27911,7 @@
           <w:color w:val="1F2430"/>
           <w:sz w:val="20"/>
         </w:rPr>
-        <w:t>________________________________________</w:t>
+        <w:tab/>
       </w:r>
       <w:r>
         <w:rPr>
@@ -28262,6 +28346,60 @@
     </w:p>
     <w:p>
       <w:pPr>
+        <w:tabs>
+          <w:tab w:val="right" w:leader="underscore" w:pos="10300"/>
+        </w:tabs>
+        <w:spacing w:before="20" w:after="0" w:line="384" w:lineRule="auto"/>
+        <w:ind w:left="170"/>
+      </w:pPr>
+      <w:r>
+        <w:rPr>
+          <w:rFonts w:ascii="맑은 고딕" w:hAnsi="맑은 고딕" w:eastAsia="맑은 고딕"/>
+          <w:b w:val="0"/>
+          <w:color w:val="1F2430"/>
+          <w:sz w:val="20"/>
+        </w:rPr>
+        <w:t xml:space="preserve">1. As there is nothing to eat in the kitchen — </w:t>
+      </w:r>
+      <w:r>
+        <w:rPr>
+          <w:rFonts w:ascii="맑은 고딕" w:hAnsi="맑은 고딕" w:eastAsia="맑은 고딕"/>
+          <w:b w:val="0"/>
+          <w:color w:val="1F2430"/>
+          <w:sz w:val="20"/>
+        </w:rPr>
+        <w:tab/>
+      </w:r>
+    </w:p>
+    <w:p>
+      <w:pPr>
+        <w:tabs>
+          <w:tab w:val="right" w:leader="underscore" w:pos="10300"/>
+        </w:tabs>
+        <w:spacing w:before="20" w:after="0" w:line="384" w:lineRule="auto"/>
+        <w:ind w:left="170"/>
+      </w:pPr>
+      <w:r>
+        <w:rPr>
+          <w:rFonts w:ascii="맑은 고딕" w:hAnsi="맑은 고딕" w:eastAsia="맑은 고딕"/>
+          <w:b w:val="0"/>
+          <w:color w:val="1F2430"/>
+          <w:sz w:val="20"/>
+        </w:rPr>
+        <w:t xml:space="preserve">2. As the window was open — </w:t>
+      </w:r>
+      <w:r>
+        <w:rPr>
+          <w:rFonts w:ascii="맑은 고딕" w:hAnsi="맑은 고딕" w:eastAsia="맑은 고딕"/>
+          <w:b w:val="0"/>
+          <w:color w:val="1F2430"/>
+          <w:sz w:val="20"/>
+        </w:rPr>
+        <w:tab/>
+      </w:r>
+    </w:p>
+    <w:p>
+      <w:pPr>
         <w:spacing w:before="20" w:after="0" w:line="276" w:lineRule="auto"/>
         <w:ind w:left="170"/>
       </w:pPr>
@@ -28272,20 +28410,197 @@
           <w:color w:val="1F2430"/>
           <w:sz w:val="20"/>
         </w:rPr>
-        <w:t xml:space="preserve">1. As there is nothing to eat in the kitchen — </w:t>
-      </w:r>
-      <w:r>
-        <w:rPr>
-          <w:rFonts w:ascii="맑은 고딕" w:hAnsi="맑은 고딕" w:eastAsia="맑은 고딕"/>
-          <w:b w:val="0"/>
-          <w:color w:val="1F2430"/>
-          <w:sz w:val="20"/>
-        </w:rPr>
-        <w:t>________________________________________</w:t>
+        <w:t xml:space="preserve">3. As I didn't have enough money for a bus — </w:t>
+      </w:r>
+      <w:r>
+        <w:rPr>
+          <w:rFonts w:ascii="맑은 고딕" w:hAnsi="맑은 고딕" w:eastAsia="맑은 고딕"/>
+          <w:b w:val="0"/>
+          <w:color w:val="1F2430"/>
+          <w:sz w:val="20"/>
+        </w:rPr>
+        <w:t>___________________________________</w:t>
       </w:r>
     </w:p>
     <w:p>
       <w:pPr>
+        <w:tabs>
+          <w:tab w:val="right" w:leader="underscore" w:pos="10300"/>
+        </w:tabs>
+        <w:spacing w:before="20" w:after="0" w:line="384" w:lineRule="auto"/>
+        <w:ind w:left="170"/>
+      </w:pPr>
+      <w:r>
+        <w:rPr>
+          <w:rFonts w:ascii="맑은 고딕" w:hAnsi="맑은 고딕" w:eastAsia="맑은 고딕"/>
+          <w:b w:val="0"/>
+          <w:color w:val="1F2430"/>
+          <w:sz w:val="20"/>
+        </w:rPr>
+        <w:t xml:space="preserve">4. As tomorrow is a public holiday — </w:t>
+      </w:r>
+      <w:r>
+        <w:rPr>
+          <w:rFonts w:ascii="맑은 고딕" w:hAnsi="맑은 고딕" w:eastAsia="맑은 고딕"/>
+          <w:b w:val="0"/>
+          <w:color w:val="1F2430"/>
+          <w:sz w:val="20"/>
+        </w:rPr>
+        <w:tab/>
+      </w:r>
+    </w:p>
+    <w:p>
+      <w:pPr>
+        <w:tabs>
+          <w:tab w:val="right" w:leader="underscore" w:pos="10300"/>
+        </w:tabs>
+        <w:spacing w:before="20" w:after="0" w:line="384" w:lineRule="auto"/>
+        <w:ind w:left="170"/>
+      </w:pPr>
+      <w:r>
+        <w:rPr>
+          <w:rFonts w:ascii="맑은 고딕" w:hAnsi="맑은 고딕" w:eastAsia="맑은 고딕"/>
+          <w:b w:val="0"/>
+          <w:color w:val="1F2430"/>
+          <w:sz w:val="20"/>
+        </w:rPr>
+        <w:t xml:space="preserve">5. As it was an awful weather — </w:t>
+      </w:r>
+      <w:r>
+        <w:rPr>
+          <w:rFonts w:ascii="맑은 고딕" w:hAnsi="맑은 고딕" w:eastAsia="맑은 고딕"/>
+          <w:b w:val="0"/>
+          <w:color w:val="1F2430"/>
+          <w:sz w:val="20"/>
+        </w:rPr>
+        <w:tab/>
+      </w:r>
+    </w:p>
+    <w:p>
+      <w:pPr>
+        <w:keepNext/>
+        <w:spacing w:before="100" w:after="20" w:line="276" w:lineRule="auto"/>
+      </w:pPr>
+      <w:r>
+        <w:rPr>
+          <w:rFonts w:ascii="맑은 고딕" w:hAnsi="맑은 고딕" w:eastAsia="맑은 고딕"/>
+          <w:b/>
+          <w:color w:val="1F2430"/>
+          <w:sz w:val="20"/>
+        </w:rPr>
+        <w:t>□ Exercise 2. 주어진 단어를 이용하여 우리말에 맞는 영어 문장으로 바꾸어 쓰시오. (as를 반드시 사용할 것)</w:t>
+      </w:r>
+    </w:p>
+    <w:p>
+      <w:pPr>
+        <w:tabs>
+          <w:tab w:val="right" w:leader="underscore" w:pos="10300"/>
+        </w:tabs>
+        <w:spacing w:before="20" w:after="0" w:line="384" w:lineRule="auto"/>
+        <w:ind w:left="170"/>
+      </w:pPr>
+      <w:r>
+        <w:rPr>
+          <w:rFonts w:ascii="맑은 고딕" w:hAnsi="맑은 고딕" w:eastAsia="맑은 고딕"/>
+          <w:b w:val="0"/>
+          <w:color w:val="1F2430"/>
+          <w:sz w:val="20"/>
+        </w:rPr>
+        <w:t xml:space="preserve">1. 길을 따라 걷는 동안, 나는 귀여운 강아지 한 마리를 보았다. (as, walk down the street) → </w:t>
+      </w:r>
+      <w:r>
+        <w:rPr>
+          <w:rFonts w:ascii="맑은 고딕" w:hAnsi="맑은 고딕" w:eastAsia="맑은 고딕"/>
+          <w:b w:val="0"/>
+          <w:color w:val="1F2430"/>
+          <w:sz w:val="20"/>
+        </w:rPr>
+        <w:tab/>
+      </w:r>
+      <w:r>
+        <w:rPr>
+          <w:rFonts w:ascii="맑은 고딕" w:hAnsi="맑은 고딕" w:eastAsia="맑은 고딕"/>
+          <w:b w:val="0"/>
+          <w:color w:val="1F2430"/>
+          <w:sz w:val="20"/>
+        </w:rPr>
+        <w:t>, I saw a cute puppy.</w:t>
+      </w:r>
+    </w:p>
+    <w:p>
+      <w:pPr>
+        <w:tabs>
+          <w:tab w:val="right" w:leader="underscore" w:pos="10300"/>
+        </w:tabs>
+        <w:spacing w:before="20" w:after="0" w:line="384" w:lineRule="auto"/>
+        <w:ind w:left="170"/>
+      </w:pPr>
+      <w:r>
+        <w:rPr>
+          <w:rFonts w:ascii="맑은 고딕" w:hAnsi="맑은 고딕" w:eastAsia="맑은 고딕"/>
+          <w:b w:val="0"/>
+          <w:color w:val="1F2430"/>
+          <w:sz w:val="20"/>
+        </w:rPr>
+        <w:t xml:space="preserve">2. 내가 오늘 아침 늦게 일어났기 때문에, 나는 학교 버스를 놓쳤다. (as, get up late) → </w:t>
+      </w:r>
+      <w:r>
+        <w:rPr>
+          <w:rFonts w:ascii="맑은 고딕" w:hAnsi="맑은 고딕" w:eastAsia="맑은 고딕"/>
+          <w:b w:val="0"/>
+          <w:color w:val="1F2430"/>
+          <w:sz w:val="20"/>
+        </w:rPr>
+        <w:tab/>
+      </w:r>
+      <w:r>
+        <w:rPr>
+          <w:rFonts w:ascii="맑은 고딕" w:hAnsi="맑은 고딕" w:eastAsia="맑은 고딕"/>
+          <w:b w:val="0"/>
+          <w:color w:val="1F2430"/>
+          <w:sz w:val="20"/>
+        </w:rPr>
+        <w:t>, I missed the school bus.</w:t>
+      </w:r>
+    </w:p>
+    <w:p>
+      <w:pPr>
+        <w:tabs>
+          <w:tab w:val="right" w:leader="underscore" w:pos="10300"/>
+        </w:tabs>
+        <w:spacing w:before="20" w:after="0" w:line="384" w:lineRule="auto"/>
+        <w:ind w:left="170"/>
+      </w:pPr>
+      <w:r>
+        <w:rPr>
+          <w:rFonts w:ascii="맑은 고딕" w:hAnsi="맑은 고딕" w:eastAsia="맑은 고딕"/>
+          <w:b w:val="0"/>
+          <w:color w:val="1F2430"/>
+          <w:sz w:val="20"/>
+        </w:rPr>
+        <w:t xml:space="preserve">3. 도시가 점점 더 붐비고 오염됨에 따라, 많은 사람들이 시골로 이주하기 시작했다. (as, the city, more crowded and polluted) → </w:t>
+      </w:r>
+      <w:r>
+        <w:rPr>
+          <w:rFonts w:ascii="맑은 고딕" w:hAnsi="맑은 고딕" w:eastAsia="맑은 고딕"/>
+          <w:b w:val="0"/>
+          <w:color w:val="1F2430"/>
+          <w:sz w:val="20"/>
+        </w:rPr>
+        <w:tab/>
+      </w:r>
+      <w:r>
+        <w:rPr>
+          <w:rFonts w:ascii="맑은 고딕" w:hAnsi="맑은 고딕" w:eastAsia="맑은 고딕"/>
+          <w:b w:val="0"/>
+          <w:color w:val="1F2430"/>
+          <w:sz w:val="20"/>
+        </w:rPr>
+        <w:t>, many people began moving to the countryside.</w:t>
+      </w:r>
+    </w:p>
+    <w:p>
+      <w:pPr>
         <w:spacing w:before="20" w:after="0" w:line="276" w:lineRule="auto"/>
         <w:ind w:left="170"/>
       </w:pPr>
@@ -28296,20 +28611,116 @@
           <w:color w:val="1F2430"/>
           <w:sz w:val="20"/>
         </w:rPr>
-        <w:t xml:space="preserve">2. As the window was open — </w:t>
-      </w:r>
-      <w:r>
-        <w:rPr>
-          <w:rFonts w:ascii="맑은 고딕" w:hAnsi="맑은 고딕" w:eastAsia="맑은 고딕"/>
-          <w:b w:val="0"/>
-          <w:color w:val="1F2430"/>
-          <w:sz w:val="20"/>
-        </w:rPr>
-        <w:t>________________________________________</w:t>
+        <w:t xml:space="preserve">4. 내가 계획했던 대로, 모든 것이 완벽하게 진행되었다. (as, plan) → Everything went perfectly, </w:t>
+      </w:r>
+      <w:r>
+        <w:rPr>
+          <w:rFonts w:ascii="맑은 고딕" w:hAnsi="맑은 고딕" w:eastAsia="맑은 고딕"/>
+          <w:b w:val="0"/>
+          <w:color w:val="1F2430"/>
+          <w:sz w:val="20"/>
+        </w:rPr>
+        <w:t>____________________________</w:t>
+      </w:r>
+      <w:r>
+        <w:rPr>
+          <w:rFonts w:ascii="맑은 고딕" w:hAnsi="맑은 고딕" w:eastAsia="맑은 고딕"/>
+          <w:b w:val="0"/>
+          <w:color w:val="1F2430"/>
+          <w:sz w:val="20"/>
+        </w:rPr>
+        <w:t>.</w:t>
       </w:r>
     </w:p>
     <w:p>
       <w:pPr>
+        <w:keepNext/>
+        <w:spacing w:before="100" w:after="20" w:line="276" w:lineRule="auto"/>
+      </w:pPr>
+      <w:r>
+        <w:rPr>
+          <w:rFonts w:ascii="맑은 고딕" w:hAnsi="맑은 고딕" w:eastAsia="맑은 고딕"/>
+          <w:b/>
+          <w:color w:val="1F2430"/>
+          <w:sz w:val="20"/>
+        </w:rPr>
+        <w:t>□ Exercise 3. 주어진 단어들을 모두 이용하여 우리말 뜻에 맞게 문장을 완성하시오.</w:t>
+      </w:r>
+    </w:p>
+    <w:p>
+      <w:pPr>
+        <w:tabs>
+          <w:tab w:val="right" w:leader="underscore" w:pos="10300"/>
+        </w:tabs>
+        <w:spacing w:before="20" w:after="0" w:line="384" w:lineRule="auto"/>
+        <w:ind w:left="170"/>
+      </w:pPr>
+      <w:r>
+        <w:rPr>
+          <w:rFonts w:ascii="맑은 고딕" w:hAnsi="맑은 고딕" w:eastAsia="맑은 고딕"/>
+          <w:b w:val="0"/>
+          <w:color w:val="1F2430"/>
+          <w:sz w:val="20"/>
+        </w:rPr>
+        <w:t xml:space="preserve">1. 그는 어떤 초콜렛도 받지 못해서, 매우 실망했다. (chocolate, didn't, as, any, he, get) → He was very disappointed </w:t>
+      </w:r>
+      <w:r>
+        <w:rPr>
+          <w:rFonts w:ascii="맑은 고딕" w:hAnsi="맑은 고딕" w:eastAsia="맑은 고딕"/>
+          <w:b w:val="0"/>
+          <w:color w:val="1F2430"/>
+          <w:sz w:val="20"/>
+        </w:rPr>
+        <w:tab/>
+      </w:r>
+      <w:r>
+        <w:rPr>
+          <w:rFonts w:ascii="맑은 고딕" w:hAnsi="맑은 고딕" w:eastAsia="맑은 고딕"/>
+          <w:b w:val="0"/>
+          <w:color w:val="1F2430"/>
+          <w:sz w:val="20"/>
+        </w:rPr>
+        <w:t>.</w:t>
+      </w:r>
+    </w:p>
+    <w:p>
+      <w:pPr>
+        <w:tabs>
+          <w:tab w:val="right" w:leader="underscore" w:pos="10300"/>
+        </w:tabs>
+        <w:spacing w:before="20" w:after="0" w:line="384" w:lineRule="auto"/>
+        <w:ind w:left="170"/>
+      </w:pPr>
+      <w:r>
+        <w:rPr>
+          <w:rFonts w:ascii="맑은 고딕" w:hAnsi="맑은 고딕" w:eastAsia="맑은 고딕"/>
+          <w:b w:val="0"/>
+          <w:color w:val="1F2430"/>
+          <w:sz w:val="20"/>
+        </w:rPr>
+        <w:t xml:space="preserve">2. 아기가 침대에서 평화롭게 자고 있는 동안, 엄마는 조용히 방을 정리했다. (his crib, as, was, the baby, in, sleeping, soundly) → </w:t>
+      </w:r>
+      <w:r>
+        <w:rPr>
+          <w:rFonts w:ascii="맑은 고딕" w:hAnsi="맑은 고딕" w:eastAsia="맑은 고딕"/>
+          <w:b w:val="0"/>
+          <w:color w:val="1F2430"/>
+          <w:sz w:val="20"/>
+        </w:rPr>
+        <w:tab/>
+      </w:r>
+      <w:r>
+        <w:rPr>
+          <w:rFonts w:ascii="맑은 고딕" w:hAnsi="맑은 고딕" w:eastAsia="맑은 고딕"/>
+          <w:b w:val="0"/>
+          <w:color w:val="1F2430"/>
+          <w:sz w:val="20"/>
+        </w:rPr>
+        <w:t>, his mother quietly tidied up the room.</w:t>
+      </w:r>
+    </w:p>
+    <w:p>
+      <w:pPr>
         <w:spacing w:before="20" w:after="0" w:line="276" w:lineRule="auto"/>
         <w:ind w:left="170"/>
       </w:pPr>
@@ -28320,7 +28731,7 @@
           <w:color w:val="1F2430"/>
           <w:sz w:val="20"/>
         </w:rPr>
-        <w:t xml:space="preserve">3. As I didn't have enough money for a bus — </w:t>
+        <w:t xml:space="preserve">3. 시간이 늦어지고 있었기 때문에 나는 집으로 떠나야 했다. (I, it, was, getting, had to, leave, as, for, late, home) → </w:t>
       </w:r>
       <w:r>
         <w:rPr>
@@ -28330,11 +28741,41 @@
           <w:sz w:val="20"/>
         </w:rPr>
         <w:t>___________________________________</w:t>
+      </w:r>
+      <w:r>
+        <w:rPr>
+          <w:rFonts w:ascii="맑은 고딕" w:hAnsi="맑은 고딕" w:eastAsia="맑은 고딕"/>
+          <w:b w:val="0"/>
+          <w:color w:val="1F2430"/>
+          <w:sz w:val="20"/>
+        </w:rPr>
+        <w:t xml:space="preserve">, </w:t>
+      </w:r>
+      <w:r>
+        <w:rPr>
+          <w:rFonts w:ascii="맑은 고딕" w:hAnsi="맑은 고딕" w:eastAsia="맑은 고딕"/>
+          <w:b w:val="0"/>
+          <w:color w:val="1F2430"/>
+          <w:sz w:val="20"/>
+        </w:rPr>
+        <w:t>____________________________________</w:t>
+      </w:r>
+      <w:r>
+        <w:rPr>
+          <w:rFonts w:ascii="맑은 고딕" w:hAnsi="맑은 고딕" w:eastAsia="맑은 고딕"/>
+          <w:b w:val="0"/>
+          <w:color w:val="1F2430"/>
+          <w:sz w:val="20"/>
+        </w:rPr>
+        <w:t>.</w:t>
       </w:r>
     </w:p>
     <w:p>
       <w:pPr>
-        <w:spacing w:before="20" w:after="0" w:line="276" w:lineRule="auto"/>
+        <w:tabs>
+          <w:tab w:val="right" w:leader="underscore" w:pos="10300"/>
+        </w:tabs>
+        <w:spacing w:before="20" w:after="0" w:line="384" w:lineRule="auto"/>
         <w:ind w:left="170"/>
       </w:pPr>
       <w:r>
@@ -28344,21 +28785,51 @@
           <w:color w:val="1F2430"/>
           <w:sz w:val="20"/>
         </w:rPr>
-        <w:t xml:space="preserve">4. As tomorrow is a public holiday — </w:t>
-      </w:r>
-      <w:r>
-        <w:rPr>
-          <w:rFonts w:ascii="맑은 고딕" w:hAnsi="맑은 고딕" w:eastAsia="맑은 고딕"/>
-          <w:b w:val="0"/>
-          <w:color w:val="1F2430"/>
-          <w:sz w:val="20"/>
-        </w:rPr>
-        <w:t>________________________________________</w:t>
+        <w:t xml:space="preserve">4. 밴드가 연주를 계속함에 따라, 관객들은 더 신났다. (as, the, playing, band, kept, excited, got, the, crowd, more) → </w:t>
+      </w:r>
+      <w:r>
+        <w:rPr>
+          <w:rFonts w:ascii="맑은 고딕" w:hAnsi="맑은 고딕" w:eastAsia="맑은 고딕"/>
+          <w:b w:val="0"/>
+          <w:color w:val="1F2430"/>
+          <w:sz w:val="20"/>
+        </w:rPr>
+        <w:t>______________________________________</w:t>
+      </w:r>
+      <w:r>
+        <w:rPr>
+          <w:rFonts w:ascii="맑은 고딕" w:hAnsi="맑은 고딕" w:eastAsia="맑은 고딕"/>
+          <w:b w:val="0"/>
+          <w:color w:val="1F2430"/>
+          <w:sz w:val="20"/>
+        </w:rPr>
+        <w:t xml:space="preserve">, </w:t>
+      </w:r>
+      <w:r>
+        <w:rPr>
+          <w:rFonts w:ascii="맑은 고딕" w:hAnsi="맑은 고딕" w:eastAsia="맑은 고딕"/>
+          <w:b w:val="0"/>
+          <w:color w:val="1F2430"/>
+          <w:sz w:val="20"/>
+        </w:rPr>
+        <w:tab/>
+      </w:r>
+      <w:r>
+        <w:rPr>
+          <w:rFonts w:ascii="맑은 고딕" w:hAnsi="맑은 고딕" w:eastAsia="맑은 고딕"/>
+          <w:b w:val="0"/>
+          <w:color w:val="1F2430"/>
+          <w:sz w:val="20"/>
+        </w:rPr>
+        <w:t>.</w:t>
       </w:r>
     </w:p>
     <w:p>
       <w:pPr>
-        <w:spacing w:before="20" w:after="0" w:line="276" w:lineRule="auto"/>
+        <w:tabs>
+          <w:tab w:val="right" w:leader="underscore" w:pos="10300"/>
+        </w:tabs>
+        <w:spacing w:before="20" w:after="0" w:line="384" w:lineRule="auto"/>
         <w:ind w:left="170"/>
       </w:pPr>
       <w:r>
@@ -28368,36 +28839,51 @@
           <w:color w:val="1F2430"/>
           <w:sz w:val="20"/>
         </w:rPr>
-        <w:t xml:space="preserve">5. As it was an awful weather — </w:t>
-      </w:r>
-      <w:r>
-        <w:rPr>
-          <w:rFonts w:ascii="맑은 고딕" w:hAnsi="맑은 고딕" w:eastAsia="맑은 고딕"/>
-          <w:b w:val="0"/>
-          <w:color w:val="1F2430"/>
-          <w:sz w:val="20"/>
-        </w:rPr>
-        <w:t>________________________________________</w:t>
+        <w:t xml:space="preserve">5. 경기가 진행됨에 따라, 선수들은 지치기 시작했다. (on, as, game, the, went, began, players, the, get, to, tired) → </w:t>
+      </w:r>
+      <w:r>
+        <w:rPr>
+          <w:rFonts w:ascii="맑은 고딕" w:hAnsi="맑은 고딕" w:eastAsia="맑은 고딕"/>
+          <w:b w:val="0"/>
+          <w:color w:val="1F2430"/>
+          <w:sz w:val="20"/>
+        </w:rPr>
+        <w:t>______________________________</w:t>
+      </w:r>
+      <w:r>
+        <w:rPr>
+          <w:rFonts w:ascii="맑은 고딕" w:hAnsi="맑은 고딕" w:eastAsia="맑은 고딕"/>
+          <w:b w:val="0"/>
+          <w:color w:val="1F2430"/>
+          <w:sz w:val="20"/>
+        </w:rPr>
+        <w:t xml:space="preserve">, </w:t>
+      </w:r>
+      <w:r>
+        <w:rPr>
+          <w:rFonts w:ascii="맑은 고딕" w:hAnsi="맑은 고딕" w:eastAsia="맑은 고딕"/>
+          <w:b w:val="0"/>
+          <w:color w:val="1F2430"/>
+          <w:sz w:val="20"/>
+        </w:rPr>
+        <w:tab/>
+      </w:r>
+      <w:r>
+        <w:rPr>
+          <w:rFonts w:ascii="맑은 고딕" w:hAnsi="맑은 고딕" w:eastAsia="맑은 고딕"/>
+          <w:b w:val="0"/>
+          <w:color w:val="1F2430"/>
+          <w:sz w:val="20"/>
+        </w:rPr>
+        <w:t>.</w:t>
       </w:r>
     </w:p>
     <w:p>
       <w:pPr>
-        <w:keepNext/>
-        <w:spacing w:before="100" w:after="20" w:line="276" w:lineRule="auto"/>
-      </w:pPr>
-      <w:r>
-        <w:rPr>
-          <w:rFonts w:ascii="맑은 고딕" w:hAnsi="맑은 고딕" w:eastAsia="맑은 고딕"/>
-          <w:b/>
-          <w:color w:val="1F2430"/>
-          <w:sz w:val="20"/>
-        </w:rPr>
-        <w:t>□ Exercise 2. 주어진 단어를 이용하여 우리말에 맞는 영어 문장으로 바꾸어 쓰시오. (as를 반드시 사용할 것)</w:t>
-      </w:r>
-    </w:p>
-    <w:p>
-      <w:pPr>
-        <w:spacing w:before="20" w:after="0" w:line="276" w:lineRule="auto"/>
+        <w:tabs>
+          <w:tab w:val="right" w:leader="underscore" w:pos="10300"/>
+        </w:tabs>
+        <w:spacing w:before="20" w:after="0" w:line="384" w:lineRule="auto"/>
         <w:ind w:left="170"/>
       </w:pPr>
       <w:r>
@@ -28407,229 +28893,16 @@
           <w:color w:val="1F2430"/>
           <w:sz w:val="20"/>
         </w:rPr>
-        <w:t xml:space="preserve">1. 길을 따라 걷는 동안, 나는 귀여운 강아지 한 마리를 보았다. (as, walk down the street) → </w:t>
-      </w:r>
-      <w:r>
-        <w:rPr>
-          <w:rFonts w:ascii="맑은 고딕" w:hAnsi="맑은 고딕" w:eastAsia="맑은 고딕"/>
-          <w:b w:val="0"/>
-          <w:color w:val="1F2430"/>
-          <w:sz w:val="20"/>
-        </w:rPr>
-        <w:t>________________________________________</w:t>
-      </w:r>
-      <w:r>
-        <w:rPr>
-          <w:rFonts w:ascii="맑은 고딕" w:hAnsi="맑은 고딕" w:eastAsia="맑은 고딕"/>
-          <w:b w:val="0"/>
-          <w:color w:val="1F2430"/>
-          <w:sz w:val="20"/>
-        </w:rPr>
-        <w:t>, I saw a cute puppy.</w:t>
-      </w:r>
-    </w:p>
-    <w:p>
-      <w:pPr>
-        <w:spacing w:before="20" w:after="0" w:line="276" w:lineRule="auto"/>
-        <w:ind w:left="170"/>
-      </w:pPr>
-      <w:r>
-        <w:rPr>
-          <w:rFonts w:ascii="맑은 고딕" w:hAnsi="맑은 고딕" w:eastAsia="맑은 고딕"/>
-          <w:b w:val="0"/>
-          <w:color w:val="1F2430"/>
-          <w:sz w:val="20"/>
-        </w:rPr>
-        <w:t xml:space="preserve">2. 내가 오늘 아침 늦게 일어났기 때문에, 나는 학교 버스를 놓쳤다. (as, get up late) → </w:t>
-      </w:r>
-      <w:r>
-        <w:rPr>
-          <w:rFonts w:ascii="맑은 고딕" w:hAnsi="맑은 고딕" w:eastAsia="맑은 고딕"/>
-          <w:b w:val="0"/>
-          <w:color w:val="1F2430"/>
-          <w:sz w:val="20"/>
-        </w:rPr>
-        <w:t>________________________________________</w:t>
-      </w:r>
-      <w:r>
-        <w:rPr>
-          <w:rFonts w:ascii="맑은 고딕" w:hAnsi="맑은 고딕" w:eastAsia="맑은 고딕"/>
-          <w:b w:val="0"/>
-          <w:color w:val="1F2430"/>
-          <w:sz w:val="20"/>
-        </w:rPr>
-        <w:t>, I missed the school bus.</w:t>
-      </w:r>
-    </w:p>
-    <w:p>
-      <w:pPr>
-        <w:spacing w:before="20" w:after="0" w:line="276" w:lineRule="auto"/>
-        <w:ind w:left="170"/>
-      </w:pPr>
-      <w:r>
-        <w:rPr>
-          <w:rFonts w:ascii="맑은 고딕" w:hAnsi="맑은 고딕" w:eastAsia="맑은 고딕"/>
-          <w:b w:val="0"/>
-          <w:color w:val="1F2430"/>
-          <w:sz w:val="20"/>
-        </w:rPr>
-        <w:t xml:space="preserve">3. 도시가 점점 더 붐비고 오염됨에 따라, 많은 사람들이 시골로 이주하기 시작했다. (as, the city, more crowded and polluted) → </w:t>
-      </w:r>
-      <w:r>
-        <w:rPr>
-          <w:rFonts w:ascii="맑은 고딕" w:hAnsi="맑은 고딕" w:eastAsia="맑은 고딕"/>
-          <w:b w:val="0"/>
-          <w:color w:val="1F2430"/>
-          <w:sz w:val="20"/>
-        </w:rPr>
-        <w:t>________________________________________</w:t>
-      </w:r>
-      <w:r>
-        <w:rPr>
-          <w:rFonts w:ascii="맑은 고딕" w:hAnsi="맑은 고딕" w:eastAsia="맑은 고딕"/>
-          <w:b w:val="0"/>
-          <w:color w:val="1F2430"/>
-          <w:sz w:val="20"/>
-        </w:rPr>
-        <w:t>, many people began moving to the countryside.</w:t>
-      </w:r>
-    </w:p>
-    <w:p>
-      <w:pPr>
-        <w:spacing w:before="20" w:after="0" w:line="276" w:lineRule="auto"/>
-        <w:ind w:left="170"/>
-      </w:pPr>
-      <w:r>
-        <w:rPr>
-          <w:rFonts w:ascii="맑은 고딕" w:hAnsi="맑은 고딕" w:eastAsia="맑은 고딕"/>
-          <w:b w:val="0"/>
-          <w:color w:val="1F2430"/>
-          <w:sz w:val="20"/>
-        </w:rPr>
-        <w:t xml:space="preserve">4. 내가 계획했던 대로, 모든 것이 완벽하게 진행되었다. (as, plan) → Everything went perfectly, </w:t>
-      </w:r>
-      <w:r>
-        <w:rPr>
-          <w:rFonts w:ascii="맑은 고딕" w:hAnsi="맑은 고딕" w:eastAsia="맑은 고딕"/>
-          <w:b w:val="0"/>
-          <w:color w:val="1F2430"/>
-          <w:sz w:val="20"/>
-        </w:rPr>
-        <w:t>____________________________</w:t>
-      </w:r>
-      <w:r>
-        <w:rPr>
-          <w:rFonts w:ascii="맑은 고딕" w:hAnsi="맑은 고딕" w:eastAsia="맑은 고딕"/>
-          <w:b w:val="0"/>
-          <w:color w:val="1F2430"/>
-          <w:sz w:val="20"/>
-        </w:rPr>
-        <w:t>.</w:t>
-      </w:r>
-    </w:p>
-    <w:p>
-      <w:pPr>
-        <w:keepNext/>
-        <w:spacing w:before="100" w:after="20" w:line="276" w:lineRule="auto"/>
-      </w:pPr>
-      <w:r>
-        <w:rPr>
-          <w:rFonts w:ascii="맑은 고딕" w:hAnsi="맑은 고딕" w:eastAsia="맑은 고딕"/>
-          <w:b/>
-          <w:color w:val="1F2430"/>
-          <w:sz w:val="20"/>
-        </w:rPr>
-        <w:t>□ Exercise 3. 주어진 단어들을 모두 이용하여 우리말 뜻에 맞게 문장을 완성하시오.</w:t>
-      </w:r>
-    </w:p>
-    <w:p>
-      <w:pPr>
-        <w:spacing w:before="20" w:after="0" w:line="276" w:lineRule="auto"/>
-        <w:ind w:left="170"/>
-      </w:pPr>
-      <w:r>
-        <w:rPr>
-          <w:rFonts w:ascii="맑은 고딕" w:hAnsi="맑은 고딕" w:eastAsia="맑은 고딕"/>
-          <w:b w:val="0"/>
-          <w:color w:val="1F2430"/>
-          <w:sz w:val="20"/>
-        </w:rPr>
-        <w:t xml:space="preserve">1. 그는 어떤 초콜렛도 받지 못해서, 매우 실망했다. (chocolate, didn't, as, any, he, get) → He was very disappointed </w:t>
-      </w:r>
-      <w:r>
-        <w:rPr>
-          <w:rFonts w:ascii="맑은 고딕" w:hAnsi="맑은 고딕" w:eastAsia="맑은 고딕"/>
-          <w:b w:val="0"/>
-          <w:color w:val="1F2430"/>
-          <w:sz w:val="20"/>
-        </w:rPr>
-        <w:t>________________________________________</w:t>
-      </w:r>
-      <w:r>
-        <w:rPr>
-          <w:rFonts w:ascii="맑은 고딕" w:hAnsi="맑은 고딕" w:eastAsia="맑은 고딕"/>
-          <w:b w:val="0"/>
-          <w:color w:val="1F2430"/>
-          <w:sz w:val="20"/>
-        </w:rPr>
-        <w:t>.</w:t>
-      </w:r>
-    </w:p>
-    <w:p>
-      <w:pPr>
-        <w:spacing w:before="20" w:after="0" w:line="276" w:lineRule="auto"/>
-        <w:ind w:left="170"/>
-      </w:pPr>
-      <w:r>
-        <w:rPr>
-          <w:rFonts w:ascii="맑은 고딕" w:hAnsi="맑은 고딕" w:eastAsia="맑은 고딕"/>
-          <w:b w:val="0"/>
-          <w:color w:val="1F2430"/>
-          <w:sz w:val="20"/>
-        </w:rPr>
-        <w:t xml:space="preserve">2. 아기가 침대에서 평화롭게 자고 있는 동안, 엄마는 조용히 방을 정리했다. (his crib, as, was, the baby, in, sleeping, soundly) → </w:t>
-      </w:r>
-      <w:r>
-        <w:rPr>
-          <w:rFonts w:ascii="맑은 고딕" w:hAnsi="맑은 고딕" w:eastAsia="맑은 고딕"/>
-          <w:b w:val="0"/>
-          <w:color w:val="1F2430"/>
-          <w:sz w:val="20"/>
-        </w:rPr>
-        <w:t>________________________________________</w:t>
-      </w:r>
-      <w:r>
-        <w:rPr>
-          <w:rFonts w:ascii="맑은 고딕" w:hAnsi="맑은 고딕" w:eastAsia="맑은 고딕"/>
-          <w:b w:val="0"/>
-          <w:color w:val="1F2430"/>
-          <w:sz w:val="20"/>
-        </w:rPr>
-        <w:t>, his mother quietly tidied up the room.</w:t>
-      </w:r>
-    </w:p>
-    <w:p>
-      <w:pPr>
-        <w:spacing w:before="20" w:after="0" w:line="276" w:lineRule="auto"/>
-        <w:ind w:left="170"/>
-      </w:pPr>
-      <w:r>
-        <w:rPr>
-          <w:rFonts w:ascii="맑은 고딕" w:hAnsi="맑은 고딕" w:eastAsia="맑은 고딕"/>
-          <w:b w:val="0"/>
-          <w:color w:val="1F2430"/>
-          <w:sz w:val="20"/>
-        </w:rPr>
-        <w:t xml:space="preserve">3. 시간이 늦어지고 있었기 때문에 나는 집으로 떠나야 했다. (I, it, was, getting, had to, leave, as, for, late, home) → </w:t>
-      </w:r>
-      <w:r>
-        <w:rPr>
-          <w:rFonts w:ascii="맑은 고딕" w:hAnsi="맑은 고딕" w:eastAsia="맑은 고딕"/>
-          <w:b w:val="0"/>
-          <w:color w:val="1F2430"/>
-          <w:sz w:val="20"/>
-        </w:rPr>
-        <w:t>___________________________________</w:t>
+        <w:t xml:space="preserve">6. 밖이 어두워짐에 따라, 날씨가 훨씬 더 추워졌다. (got, as, outside, darker, it, became, weather, colder, the, much) → </w:t>
+      </w:r>
+      <w:r>
+        <w:rPr>
+          <w:rFonts w:ascii="맑은 고딕" w:hAnsi="맑은 고딕" w:eastAsia="맑은 고딕"/>
+          <w:b w:val="0"/>
+          <w:color w:val="1F2430"/>
+          <w:sz w:val="20"/>
+        </w:rPr>
+        <w:t>______________________________________</w:t>
       </w:r>
       <w:r>
         <w:rPr>
@@ -28647,160 +28920,7 @@
           <w:color w:val="1F2430"/>
           <w:sz w:val="20"/>
         </w:rPr>
-        <w:t>____________________________________</w:t>
-      </w:r>
-      <w:r>
-        <w:rPr>
-          <w:rFonts w:ascii="맑은 고딕" w:hAnsi="맑은 고딕" w:eastAsia="맑은 고딕"/>
-          <w:b w:val="0"/>
-          <w:color w:val="1F2430"/>
-          <w:sz w:val="20"/>
-        </w:rPr>
-        <w:t>.</w:t>
-      </w:r>
-    </w:p>
-    <w:p>
-      <w:pPr>
-        <w:spacing w:before="20" w:after="0" w:line="276" w:lineRule="auto"/>
-        <w:ind w:left="170"/>
-      </w:pPr>
-      <w:r>
-        <w:rPr>
-          <w:rFonts w:ascii="맑은 고딕" w:hAnsi="맑은 고딕" w:eastAsia="맑은 고딕"/>
-          <w:b w:val="0"/>
-          <w:color w:val="1F2430"/>
-          <w:sz w:val="20"/>
-        </w:rPr>
-        <w:t xml:space="preserve">4. 밴드가 연주를 계속함에 따라, 관객들은 더 신났다. (as, the, playing, band, kept, excited, got, the, crowd, more) → </w:t>
-      </w:r>
-      <w:r>
-        <w:rPr>
-          <w:rFonts w:ascii="맑은 고딕" w:hAnsi="맑은 고딕" w:eastAsia="맑은 고딕"/>
-          <w:b w:val="0"/>
-          <w:color w:val="1F2430"/>
-          <w:sz w:val="20"/>
-        </w:rPr>
-        <w:t>______________________________________</w:t>
-      </w:r>
-      <w:r>
-        <w:rPr>
-          <w:rFonts w:ascii="맑은 고딕" w:hAnsi="맑은 고딕" w:eastAsia="맑은 고딕"/>
-          <w:b w:val="0"/>
-          <w:color w:val="1F2430"/>
-          <w:sz w:val="20"/>
-        </w:rPr>
-        <w:t xml:space="preserve">, </w:t>
-      </w:r>
-      <w:r>
-        <w:rPr>
-          <w:rFonts w:ascii="맑은 고딕" w:hAnsi="맑은 고딕" w:eastAsia="맑은 고딕"/>
-          <w:b w:val="0"/>
-          <w:color w:val="1F2430"/>
-          <w:sz w:val="20"/>
-        </w:rPr>
-        <w:t>________________________________________</w:t>
-      </w:r>
-      <w:r>
-        <w:rPr>
-          <w:rFonts w:ascii="맑은 고딕" w:hAnsi="맑은 고딕" w:eastAsia="맑은 고딕"/>
-          <w:b w:val="0"/>
-          <w:color w:val="1F2430"/>
-          <w:sz w:val="20"/>
-        </w:rPr>
-        <w:t>.</w:t>
-      </w:r>
-    </w:p>
-    <w:p>
-      <w:pPr>
-        <w:spacing w:before="20" w:after="0" w:line="276" w:lineRule="auto"/>
-        <w:ind w:left="170"/>
-      </w:pPr>
-      <w:r>
-        <w:rPr>
-          <w:rFonts w:ascii="맑은 고딕" w:hAnsi="맑은 고딕" w:eastAsia="맑은 고딕"/>
-          <w:b w:val="0"/>
-          <w:color w:val="1F2430"/>
-          <w:sz w:val="20"/>
-        </w:rPr>
-        <w:t xml:space="preserve">5. 경기가 진행됨에 따라, 선수들은 지치기 시작했다. (on, as, game, the, went, began, players, the, get, to, tired) → </w:t>
-      </w:r>
-      <w:r>
-        <w:rPr>
-          <w:rFonts w:ascii="맑은 고딕" w:hAnsi="맑은 고딕" w:eastAsia="맑은 고딕"/>
-          <w:b w:val="0"/>
-          <w:color w:val="1F2430"/>
-          <w:sz w:val="20"/>
-        </w:rPr>
-        <w:t>______________________________</w:t>
-      </w:r>
-      <w:r>
-        <w:rPr>
-          <w:rFonts w:ascii="맑은 고딕" w:hAnsi="맑은 고딕" w:eastAsia="맑은 고딕"/>
-          <w:b w:val="0"/>
-          <w:color w:val="1F2430"/>
-          <w:sz w:val="20"/>
-        </w:rPr>
-        <w:t xml:space="preserve">, </w:t>
-      </w:r>
-      <w:r>
-        <w:rPr>
-          <w:rFonts w:ascii="맑은 고딕" w:hAnsi="맑은 고딕" w:eastAsia="맑은 고딕"/>
-          <w:b w:val="0"/>
-          <w:color w:val="1F2430"/>
-          <w:sz w:val="20"/>
-        </w:rPr>
-        <w:t>________________________________________</w:t>
-      </w:r>
-      <w:r>
-        <w:rPr>
-          <w:rFonts w:ascii="맑은 고딕" w:hAnsi="맑은 고딕" w:eastAsia="맑은 고딕"/>
-          <w:b w:val="0"/>
-          <w:color w:val="1F2430"/>
-          <w:sz w:val="20"/>
-        </w:rPr>
-        <w:t>.</w:t>
-      </w:r>
-    </w:p>
-    <w:p>
-      <w:pPr>
-        <w:spacing w:before="20" w:after="0" w:line="276" w:lineRule="auto"/>
-        <w:ind w:left="170"/>
-      </w:pPr>
-      <w:r>
-        <w:rPr>
-          <w:rFonts w:ascii="맑은 고딕" w:hAnsi="맑은 고딕" w:eastAsia="맑은 고딕"/>
-          <w:b w:val="0"/>
-          <w:color w:val="1F2430"/>
-          <w:sz w:val="20"/>
-        </w:rPr>
-        <w:t xml:space="preserve">6. 밖이 어두워짐에 따라, 날씨가 훨씬 더 추워졌다. (got, as, outside, darker, it, became, weather, colder, the, much) → </w:t>
-      </w:r>
-      <w:r>
-        <w:rPr>
-          <w:rFonts w:ascii="맑은 고딕" w:hAnsi="맑은 고딕" w:eastAsia="맑은 고딕"/>
-          <w:b w:val="0"/>
-          <w:color w:val="1F2430"/>
-          <w:sz w:val="20"/>
-        </w:rPr>
-        <w:t>______________________________________</w:t>
-      </w:r>
-      <w:r>
-        <w:rPr>
-          <w:rFonts w:ascii="맑은 고딕" w:hAnsi="맑은 고딕" w:eastAsia="맑은 고딕"/>
-          <w:b w:val="0"/>
-          <w:color w:val="1F2430"/>
-          <w:sz w:val="20"/>
-        </w:rPr>
-        <w:t xml:space="preserve">, </w:t>
-      </w:r>
-      <w:r>
-        <w:rPr>
-          <w:rFonts w:ascii="맑은 고딕" w:hAnsi="맑은 고딕" w:eastAsia="맑은 고딕"/>
-          <w:b w:val="0"/>
-          <w:color w:val="1F2430"/>
-          <w:sz w:val="20"/>
-        </w:rPr>
-        <w:t>________________________________________</w:t>
+        <w:tab/>
       </w:r>
       <w:r>
         <w:rPr>
@@ -29452,7 +29572,10 @@
     </w:p>
     <w:p>
       <w:pPr>
-        <w:spacing w:before="20" w:after="0" w:line="276" w:lineRule="auto"/>
+        <w:tabs>
+          <w:tab w:val="right" w:leader="underscore" w:pos="10300"/>
+        </w:tabs>
+        <w:spacing w:before="20" w:after="0" w:line="384" w:lineRule="auto"/>
         <w:ind w:left="170"/>
       </w:pPr>
       <w:r>
@@ -29471,7 +29594,9 @@
           <w:color w:val="1F2430"/>
           <w:sz w:val="20"/>
         </w:rPr>
-        <w:t>________________________________________</w:t>
+        <w:tab/>
+        <w:br/>
+        <w:tab/>
       </w:r>
       <w:r>
         <w:rPr>
@@ -29485,7 +29610,10 @@
     </w:p>
     <w:p>
       <w:pPr>
-        <w:spacing w:before="20" w:after="0" w:line="276" w:lineRule="auto"/>
+        <w:tabs>
+          <w:tab w:val="right" w:leader="underscore" w:pos="10300"/>
+        </w:tabs>
+        <w:spacing w:before="20" w:after="0" w:line="384" w:lineRule="auto"/>
         <w:ind w:left="170"/>
       </w:pPr>
       <w:r>
@@ -29504,7 +29632,7 @@
           <w:color w:val="1F2430"/>
           <w:sz w:val="20"/>
         </w:rPr>
-        <w:t>________________________________________</w:t>
+        <w:tab/>
       </w:r>
       <w:r>
         <w:rPr>
@@ -29518,7 +29646,10 @@
     </w:p>
     <w:p>
       <w:pPr>
-        <w:spacing w:before="20" w:after="0" w:line="276" w:lineRule="auto"/>
+        <w:tabs>
+          <w:tab w:val="right" w:leader="underscore" w:pos="10300"/>
+        </w:tabs>
+        <w:spacing w:before="20" w:after="0" w:line="384" w:lineRule="auto"/>
         <w:ind w:left="170"/>
       </w:pPr>
       <w:r>
@@ -29537,7 +29668,7 @@
           <w:color w:val="1F2430"/>
           <w:sz w:val="20"/>
         </w:rPr>
-        <w:t>________________________________________</w:t>
+        <w:tab/>
       </w:r>
       <w:r>
         <w:rPr>
@@ -29551,7 +29682,10 @@
     </w:p>
     <w:p>
       <w:pPr>
-        <w:spacing w:before="20" w:after="0" w:line="276" w:lineRule="auto"/>
+        <w:tabs>
+          <w:tab w:val="right" w:leader="underscore" w:pos="10300"/>
+        </w:tabs>
+        <w:spacing w:before="20" w:after="0" w:line="384" w:lineRule="auto"/>
         <w:ind w:left="170"/>
       </w:pPr>
       <w:r>
@@ -29570,7 +29704,7 @@
           <w:color w:val="1F2430"/>
           <w:sz w:val="20"/>
         </w:rPr>
-        <w:t>________________________________________</w:t>
+        <w:tab/>
       </w:r>
       <w:r>
         <w:rPr>
@@ -29599,7 +29733,10 @@
     </w:p>
     <w:p>
       <w:pPr>
-        <w:spacing w:before="20" w:after="0" w:line="276" w:lineRule="auto"/>
+        <w:tabs>
+          <w:tab w:val="right" w:leader="underscore" w:pos="10300"/>
+        </w:tabs>
+        <w:spacing w:before="20" w:after="0" w:line="384" w:lineRule="auto"/>
         <w:ind w:left="170"/>
       </w:pPr>
       <w:r>
@@ -29618,7 +29755,7 @@
           <w:color w:val="1F2430"/>
           <w:sz w:val="20"/>
         </w:rPr>
-        <w:t>________________________________________</w:t>
+        <w:tab/>
       </w:r>
       <w:r>
         <w:rPr>
@@ -29632,7 +29769,10 @@
     </w:p>
     <w:p>
       <w:pPr>
-        <w:spacing w:before="20" w:after="0" w:line="276" w:lineRule="auto"/>
+        <w:tabs>
+          <w:tab w:val="right" w:leader="underscore" w:pos="10300"/>
+        </w:tabs>
+        <w:spacing w:before="20" w:after="0" w:line="384" w:lineRule="auto"/>
         <w:ind w:left="170"/>
       </w:pPr>
       <w:r>
@@ -29651,7 +29791,7 @@
           <w:color w:val="1F2430"/>
           <w:sz w:val="20"/>
         </w:rPr>
-        <w:t>________________________________________</w:t>
+        <w:tab/>
       </w:r>
       <w:r>
         <w:rPr>
@@ -29665,7 +29805,10 @@
     </w:p>
     <w:p>
       <w:pPr>
-        <w:spacing w:before="20" w:after="0" w:line="276" w:lineRule="auto"/>
+        <w:tabs>
+          <w:tab w:val="right" w:leader="underscore" w:pos="10300"/>
+        </w:tabs>
+        <w:spacing w:before="20" w:after="0" w:line="384" w:lineRule="auto"/>
         <w:ind w:left="170"/>
       </w:pPr>
       <w:r>
@@ -29684,7 +29827,7 @@
           <w:color w:val="1F2430"/>
           <w:sz w:val="20"/>
         </w:rPr>
-        <w:t>________________________________________</w:t>
+        <w:tab/>
       </w:r>
       <w:r>
         <w:rPr>
@@ -29698,7 +29841,10 @@
     </w:p>
     <w:p>
       <w:pPr>
-        <w:spacing w:before="20" w:after="0" w:line="276" w:lineRule="auto"/>
+        <w:tabs>
+          <w:tab w:val="right" w:leader="underscore" w:pos="10300"/>
+        </w:tabs>
+        <w:spacing w:before="20" w:after="0" w:line="384" w:lineRule="auto"/>
         <w:ind w:left="170"/>
       </w:pPr>
       <w:r>
@@ -29717,7 +29863,7 @@
           <w:color w:val="1F2430"/>
           <w:sz w:val="20"/>
         </w:rPr>
-        <w:t>________________________________________</w:t>
+        <w:tab/>
       </w:r>
       <w:r>
         <w:rPr>
